--- a/public/template/expensetemplate.docx
+++ b/public/template/expensetemplate.docx
@@ -1641,7 +1641,6 @@
               <w:spacing w:line="300" w:lineRule="auto"/>
               <w:jc w:val="center"/>
               <w:rPr>
-                <w:rFonts w:hint="eastAsia"/>
                 <w:sz w:val="20"/>
               </w:rPr>
             </w:pPr>
@@ -1657,7 +1656,21 @@
                 <w:rFonts w:hint="eastAsia"/>
                 <w:sz w:val="20"/>
               </w:rPr>
-              <w:t>#items}</w:t>
+              <w:t>#</w:t>
+            </w:r>
+            <w:r>
+              <w:rPr>
+                <w:rFonts w:hint="eastAsia"/>
+                <w:sz w:val="20"/>
+              </w:rPr>
+              <w:t>items</w:t>
+            </w:r>
+            <w:r>
+              <w:rPr>
+                <w:rFonts w:hint="eastAsia"/>
+                <w:sz w:val="20"/>
+              </w:rPr>
+              <w:t>}</w:t>
             </w:r>
             <w:r>
               <w:rPr>
@@ -1692,13 +1705,14 @@
                 <w:rFonts w:hint="eastAsia"/>
                 <w:sz w:val="20"/>
               </w:rPr>
-              <w:t>{i</w:t>
-            </w:r>
-            <w:r>
-              <w:rPr>
-                <w:sz w:val="20"/>
-              </w:rPr>
-              <w:t>tem</w:t>
+              <w:t>{</w:t>
+            </w:r>
+            <w:r>
+              <w:rPr>
+                <w:rFonts w:hint="eastAsia"/>
+                <w:sz w:val="20"/>
+              </w:rPr>
+              <w:t>itemname</w:t>
             </w:r>
             <w:r>
               <w:rPr>
@@ -1965,7 +1979,6 @@
               <w:spacing w:line="300" w:lineRule="auto"/>
               <w:jc w:val="left"/>
               <w:rPr>
-                <w:rFonts w:hint="eastAsia"/>
                 <w:sz w:val="20"/>
               </w:rPr>
             </w:pPr>
@@ -2214,7 +2227,7 @@
       </w:pPr>
     </w:p>
     <w:sectPr>
-      <w:footerReference w:type="default" r:id="rId11"/>
+      <w:footerReference w:type="default" r:id="rId10"/>
       <w:pgSz w:w="11906" w:h="16838" w:code="9"/>
       <w:pgMar w:top="720" w:right="720" w:bottom="720" w:left="720" w:header="227" w:footer="720" w:gutter="0"/>
       <w:cols w:space="720"/>
@@ -2259,6 +2272,7 @@
         <w:docPartUnique/>
       </w:docPartObj>
     </w:sdtPr>
+    <w:sdtEndPr/>
     <w:sdtContent>
       <w:sdt>
         <w:sdtPr>
@@ -2268,6 +2282,7 @@
             <w:docPartUnique/>
           </w:docPartObj>
         </w:sdtPr>
+        <w:sdtEndPr/>
         <w:sdtContent>
           <w:p>
             <w:pPr>
@@ -2406,10 +2421,6 @@
     </w:p>
   </w:footnote>
 </w:footnotes>
-</file>
-
-<file path=word/numbering.xml><?xml version="1.0" encoding="utf-8"?>
-<w:numbering xmlns:wpc="http://schemas.microsoft.com/office/word/2010/wordprocessingCanvas" xmlns:cx="http://schemas.microsoft.com/office/drawing/2014/chartex" xmlns:cx1="http://schemas.microsoft.com/office/drawing/2015/9/8/chartex" xmlns:cx2="http://schemas.microsoft.com/office/drawing/2015/10/21/chartex" xmlns:cx3="http://schemas.microsoft.com/office/drawing/2016/5/9/chartex" xmlns:cx4="http://schemas.microsoft.com/office/drawing/2016/5/10/chartex" xmlns:cx5="http://schemas.microsoft.com/office/drawing/2016/5/11/chartex" xmlns:cx6="http://schemas.microsoft.com/office/drawing/2016/5/12/chartex" xmlns:cx7="http://schemas.microsoft.com/office/drawing/2016/5/13/chartex" xmlns:cx8="http://schemas.microsoft.com/office/drawing/2016/5/14/chartex" xmlns:mc="http://schemas.openxmlformats.org/markup-compatibility/2006" xmlns:aink="http://schemas.microsoft.com/office/drawing/2016/ink" xmlns:am3d="http://schemas.microsoft.com/office/drawing/2017/model3d" xmlns:o="urn:schemas-microsoft-com:office:office" xmlns:oel="http://schemas.microsoft.com/office/2019/extlst" xmlns:r="http://schemas.openxmlformats.org/officeDocument/2006/relationships" xmlns:m="http://schemas.openxmlformats.org/officeDocument/2006/math" xmlns:v="urn:schemas-microsoft-com:vml" xmlns:wp14="http://schemas.microsoft.com/office/word/2010/wordprocessingDrawing" xmlns:wp="http://schemas.openxmlformats.org/drawingml/2006/wordprocessingDrawing" xmlns:w10="urn:schemas-microsoft-com:office:word" xmlns:w="http://schemas.openxmlformats.org/wordprocessingml/2006/main" xmlns:w14="http://schemas.microsoft.com/office/word/2010/wordml" xmlns:w15="http://schemas.microsoft.com/office/word/2012/wordml" xmlns:w16cex="http://schemas.microsoft.com/office/word/2018/wordml/cex" xmlns:w16cid="http://schemas.microsoft.com/office/word/2016/wordml/cid" xmlns:w16="http://schemas.microsoft.com/office/word/2018/wordml" xmlns:w16du="http://schemas.microsoft.com/office/word/2023/wordml/word16du" xmlns:w16sdtdh="http://schemas.microsoft.com/office/word/2020/wordml/sdtdatahash" xmlns:w16sdtfl="http://schemas.microsoft.com/office/word/2024/wordml/sdtformatlock" xmlns:w16se="http://schemas.microsoft.com/office/word/2015/wordml/symex" xmlns:wpg="http://schemas.microsoft.com/office/word/2010/wordprocessingGroup" xmlns:wpi="http://schemas.microsoft.com/office/word/2010/wordprocessingInk" xmlns:wne="http://schemas.microsoft.com/office/word/2006/wordml" xmlns:wps="http://schemas.microsoft.com/office/word/2010/wordprocessingShape" mc:Ignorable="w14 w15 w16se w16cid w16 w16cex w16sdtdh w16sdtfl w16du wp14"/>
 </file>
 
 <file path=word/styles.xml><?xml version="1.0" encoding="utf-8"?>
@@ -3184,9 +3195,7 @@
 </file>
 
 <file path=customXml/item1.xml><?xml version="1.0" encoding="utf-8"?>
-<p:properties xmlns:p="http://schemas.microsoft.com/office/2006/metadata/properties" xmlns:xsi="http://www.w3.org/2001/XMLSchema-instance" xmlns:pc="http://schemas.microsoft.com/office/infopath/2007/PartnerControls">
-  <documentManagement/>
-</p:properties>
+<b:Sources xmlns:b="http://schemas.openxmlformats.org/officeDocument/2006/bibliography" xmlns="http://schemas.openxmlformats.org/officeDocument/2006/bibliography" SelectedStyle="\APASixthEditionOfficeOnline.xsl" StyleName="APA" Version="6"/>
 </file>
 
 <file path=customXml/item2.xml><?xml version="1.0" encoding="utf-8"?>
@@ -3199,7 +3208,9 @@
 </file>
 
 <file path=customXml/item3.xml><?xml version="1.0" encoding="utf-8"?>
-<b:Sources xmlns:b="http://schemas.openxmlformats.org/officeDocument/2006/bibliography" xmlns="http://schemas.openxmlformats.org/officeDocument/2006/bibliography" SelectedStyle="\APASixthEditionOfficeOnline.xsl" StyleName="APA" Version="6"/>
+<p:properties xmlns:p="http://schemas.microsoft.com/office/2006/metadata/properties" xmlns:xsi="http://www.w3.org/2001/XMLSchema-instance" xmlns:pc="http://schemas.microsoft.com/office/infopath/2007/PartnerControls">
+  <documentManagement/>
+</p:properties>
 </file>
 
 <file path=customXml/item4.xml><?xml version="1.0" encoding="utf-8"?>
@@ -3341,10 +3352,9 @@
 </file>
 
 <file path=customXml/itemProps1.xml><?xml version="1.0" encoding="utf-8"?>
-<ds:datastoreItem xmlns:ds="http://schemas.openxmlformats.org/officeDocument/2006/customXml" ds:itemID="{60738E6A-1D85-4CC0-A1A8-208724CF3206}">
+<ds:datastoreItem xmlns:ds="http://schemas.openxmlformats.org/officeDocument/2006/customXml" ds:itemID="{FB20BC4E-8879-4FCB-838A-31DB9A2F52BB}">
   <ds:schemaRefs>
-    <ds:schemaRef ds:uri="http://schemas.microsoft.com/office/2006/metadata/properties"/>
-    <ds:schemaRef ds:uri="http://schemas.microsoft.com/office/infopath/2007/PartnerControls"/>
+    <ds:schemaRef ds:uri="http://schemas.openxmlformats.org/officeDocument/2006/bibliography"/>
   </ds:schemaRefs>
 </ds:datastoreItem>
 </file>
@@ -3358,9 +3368,10 @@
 </file>
 
 <file path=customXml/itemProps3.xml><?xml version="1.0" encoding="utf-8"?>
-<ds:datastoreItem xmlns:ds="http://schemas.openxmlformats.org/officeDocument/2006/customXml" ds:itemID="{FB20BC4E-8879-4FCB-838A-31DB9A2F52BB}">
+<ds:datastoreItem xmlns:ds="http://schemas.openxmlformats.org/officeDocument/2006/customXml" ds:itemID="{60738E6A-1D85-4CC0-A1A8-208724CF3206}">
   <ds:schemaRefs>
-    <ds:schemaRef ds:uri="http://schemas.openxmlformats.org/officeDocument/2006/bibliography"/>
+    <ds:schemaRef ds:uri="http://schemas.microsoft.com/office/2006/metadata/properties"/>
+    <ds:schemaRef ds:uri="http://schemas.microsoft.com/office/infopath/2007/PartnerControls"/>
   </ds:schemaRefs>
 </ds:datastoreItem>
 </file>

--- a/public/template/expensetemplate.docx
+++ b/public/template/expensetemplate.docx
@@ -1,6 +1,6 @@
 
 <file path=word/document.xml><?xml version="1.0" encoding="utf-8"?>
-<w:document xmlns:wpc="http://schemas.microsoft.com/office/word/2010/wordprocessingCanvas" xmlns:cx="http://schemas.microsoft.com/office/drawing/2014/chartex" xmlns:cx1="http://schemas.microsoft.com/office/drawing/2015/9/8/chartex" xmlns:cx2="http://schemas.microsoft.com/office/drawing/2015/10/21/chartex" xmlns:cx3="http://schemas.microsoft.com/office/drawing/2016/5/9/chartex" xmlns:cx4="http://schemas.microsoft.com/office/drawing/2016/5/10/chartex" xmlns:cx5="http://schemas.microsoft.com/office/drawing/2016/5/11/chartex" xmlns:cx6="http://schemas.microsoft.com/office/drawing/2016/5/12/chartex" xmlns:cx7="http://schemas.microsoft.com/office/drawing/2016/5/13/chartex" xmlns:cx8="http://schemas.microsoft.com/office/drawing/2016/5/14/chartex" xmlns:mc="http://schemas.openxmlformats.org/markup-compatibility/2006" xmlns:aink="http://schemas.microsoft.com/office/drawing/2016/ink" xmlns:am3d="http://schemas.microsoft.com/office/drawing/2017/model3d" xmlns:o="urn:schemas-microsoft-com:office:office" xmlns:oel="http://schemas.microsoft.com/office/2019/extlst" xmlns:r="http://schemas.openxmlformats.org/officeDocument/2006/relationships" xmlns:m="http://schemas.openxmlformats.org/officeDocument/2006/math" xmlns:v="urn:schemas-microsoft-com:vml" xmlns:wp14="http://schemas.microsoft.com/office/word/2010/wordprocessingDrawing" xmlns:wp="http://schemas.openxmlformats.org/drawingml/2006/wordprocessingDrawing" xmlns:w10="urn:schemas-microsoft-com:office:word" xmlns:w="http://schemas.openxmlformats.org/wordprocessingml/2006/main" xmlns:w14="http://schemas.microsoft.com/office/word/2010/wordml" xmlns:w15="http://schemas.microsoft.com/office/word/2012/wordml" xmlns:w16cex="http://schemas.microsoft.com/office/word/2018/wordml/cex" xmlns:w16cid="http://schemas.microsoft.com/office/word/2016/wordml/cid" xmlns:w16="http://schemas.microsoft.com/office/word/2018/wordml" xmlns:w16du="http://schemas.microsoft.com/office/word/2023/wordml/word16du" xmlns:w16sdtdh="http://schemas.microsoft.com/office/word/2020/wordml/sdtdatahash" xmlns:w16sdtfl="http://schemas.microsoft.com/office/word/2024/wordml/sdtformatlock" xmlns:w16se="http://schemas.microsoft.com/office/word/2015/wordml/symex" xmlns:wpg="http://schemas.microsoft.com/office/word/2010/wordprocessingGroup" xmlns:wpi="http://schemas.microsoft.com/office/word/2010/wordprocessingInk" xmlns:wne="http://schemas.microsoft.com/office/word/2006/wordml" xmlns:wps="http://schemas.microsoft.com/office/word/2010/wordprocessingShape" mc:Ignorable="w14 w15 w16se w16cid w16 w16cex w16sdtdh w16sdtfl w16du wp14">
+<w:document xmlns:wpc="http://schemas.microsoft.com/office/word/2010/wordprocessingCanvas" xmlns:cx="http://schemas.microsoft.com/office/drawing/2014/chartex" xmlns:mc="http://schemas.openxmlformats.org/markup-compatibility/2006" xmlns:o="urn:schemas-microsoft-com:office:office" xmlns:r="http://schemas.openxmlformats.org/officeDocument/2006/relationships" xmlns:m="http://schemas.openxmlformats.org/officeDocument/2006/math" xmlns:v="urn:schemas-microsoft-com:vml" xmlns:wp14="http://schemas.microsoft.com/office/word/2010/wordprocessingDrawing" xmlns:wp="http://schemas.openxmlformats.org/drawingml/2006/wordprocessingDrawing" xmlns:w10="urn:schemas-microsoft-com:office:word" xmlns:w="http://schemas.openxmlformats.org/wordprocessingml/2006/main" xmlns:w14="http://schemas.microsoft.com/office/word/2010/wordml" xmlns:w15="http://schemas.microsoft.com/office/word/2012/wordml" xmlns:w16se="http://schemas.microsoft.com/office/word/2015/wordml/symex" xmlns:wpg="http://schemas.microsoft.com/office/word/2010/wordprocessingGroup" xmlns:wpi="http://schemas.microsoft.com/office/word/2010/wordprocessingInk" xmlns:wne="http://schemas.microsoft.com/office/word/2006/wordml" xmlns:wps="http://schemas.microsoft.com/office/word/2010/wordprocessingShape" mc:Ignorable="w14 w15 w16se wp14">
   <w:body>
     <w:p>
       <w:pPr>
@@ -141,13 +141,13 @@
               </wp:anchor>
             </w:drawing>
           </mc:Choice>
-          <mc:Fallback>
+          <mc:Fallback xmlns:cx1="http://schemas.microsoft.com/office/drawing/2015/9/8/chartex" xmlns:cx2="http://schemas.microsoft.com/office/drawing/2015/10/21/chartex" xmlns:cx3="http://schemas.microsoft.com/office/drawing/2016/5/9/chartex" xmlns:cx4="http://schemas.microsoft.com/office/drawing/2016/5/10/chartex" xmlns:cx5="http://schemas.microsoft.com/office/drawing/2016/5/11/chartex" xmlns:cx6="http://schemas.microsoft.com/office/drawing/2016/5/12/chartex" xmlns:cx7="http://schemas.microsoft.com/office/drawing/2016/5/13/chartex" xmlns:cx8="http://schemas.microsoft.com/office/drawing/2016/5/14/chartex" xmlns:aink="http://schemas.microsoft.com/office/drawing/2016/ink" xmlns:am3d="http://schemas.microsoft.com/office/drawing/2017/model3d" xmlns:oel="http://schemas.microsoft.com/office/2019/extlst" xmlns:w16cex="http://schemas.microsoft.com/office/word/2018/wordml/cex" xmlns:w16cid="http://schemas.microsoft.com/office/word/2016/wordml/cid" xmlns:w16="http://schemas.microsoft.com/office/word/2018/wordml" xmlns:w16du="http://schemas.microsoft.com/office/word/2023/wordml/word16du" xmlns:w16sdtdh="http://schemas.microsoft.com/office/word/2020/wordml/sdtdatahash" xmlns:w16sdtfl="http://schemas.microsoft.com/office/word/2024/wordml/sdtformatlock" xmlns:a="http://schemas.openxmlformats.org/drawingml/2006/main">
             <w:pict>
-              <v:shapetype w14:anchorId="741955D9" id="_x0000_t202" coordsize="21600,21600" o:spt="202" path="m,l,21600r21600,l21600,xe">
+              <v:shapetype id="_x0000_t202" coordsize="21600,21600" o:spt="202" path="m,l,21600r21600,l21600,xe" w14:anchorId="741955D9">
                 <v:stroke joinstyle="miter"/>
                 <v:path gradientshapeok="t" o:connecttype="rect"/>
               </v:shapetype>
-              <v:shape id="텍스트 상자 2" o:spid="_x0000_s1026" type="#_x0000_t202" style="position:absolute;left:0;text-align:left;margin-left:0;margin-top:49.55pt;width:83.9pt;height:23.15pt;z-index:251658241;visibility:visible;mso-wrap-style:square;mso-width-percent:0;mso-height-percent:0;mso-wrap-distance-left:9pt;mso-wrap-distance-top:3.6pt;mso-wrap-distance-right:9pt;mso-wrap-distance-bottom:3.6pt;mso-position-horizontal:left;mso-position-horizontal-relative:margin;mso-position-vertical:absolute;mso-position-vertical-relative:text;mso-width-percent:0;mso-height-percent:0;mso-width-relative:margin;mso-height-relative:margin;v-text-anchor:middle" o:gfxdata="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">
+              <v:shape id="텍스트 상자 2" style="position:absolute;left:0;text-align:left;margin-left:0;margin-top:49.55pt;width:83.9pt;height:23.15pt;z-index:251658241;visibility:visible;mso-wrap-style:square;mso-width-percent:0;mso-height-percent:0;mso-wrap-distance-left:9pt;mso-wrap-distance-top:3.6pt;mso-wrap-distance-right:9pt;mso-wrap-distance-bottom:3.6pt;mso-position-horizontal:left;mso-position-horizontal-relative:margin;mso-position-vertical:absolute;mso-position-vertical-relative:text;mso-width-percent:0;mso-height-percent:0;mso-width-relative:margin;mso-height-relative:margin;v-text-anchor:middle" o:spid="_x0000_s1026" type="#_x0000_t202" o:gfxdata="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">
                 <v:textbox inset=",,2.5mm,0">
                   <w:txbxContent>
                     <w:p>
@@ -419,8 +419,8 @@
         <w:tblLook w:val="04A0" w:firstRow="1" w:lastRow="0" w:firstColumn="1" w:lastColumn="0" w:noHBand="0" w:noVBand="1"/>
       </w:tblPr>
       <w:tblGrid>
-        <w:gridCol w:w="704"/>
-        <w:gridCol w:w="992"/>
+        <w:gridCol w:w="978"/>
+        <w:gridCol w:w="718"/>
         <w:gridCol w:w="993"/>
         <w:gridCol w:w="277"/>
         <w:gridCol w:w="857"/>
@@ -476,6 +476,7 @@
               </w:rPr>
               <w:t xml:space="preserve">    </w:t>
             </w:r>
+            <w:proofErr w:type="gramStart"/>
             <w:r>
               <w:rPr>
                 <w:rFonts w:hint="eastAsia"/>
@@ -491,6 +492,7 @@
               </w:rPr>
               <w:t>:</w:t>
             </w:r>
+            <w:proofErr w:type="gramEnd"/>
           </w:p>
         </w:tc>
         <w:tc>
@@ -561,6 +563,7 @@
                 <w:szCs w:val="24"/>
               </w:rPr>
             </w:pPr>
+            <w:proofErr w:type="gramStart"/>
             <w:r>
               <w:rPr>
                 <w:rFonts w:hint="eastAsia"/>
@@ -576,6 +579,7 @@
               </w:rPr>
               <w:t>:</w:t>
             </w:r>
+            <w:proofErr w:type="gramEnd"/>
           </w:p>
         </w:tc>
         <w:tc>
@@ -602,6 +606,14 @@
                 <w:sz w:val="24"/>
                 <w:szCs w:val="24"/>
               </w:rPr>
+              <w:t>금</w:t>
+            </w:r>
+            <w:r>
+              <w:rPr>
+                <w:rFonts w:hint="eastAsia"/>
+                <w:sz w:val="24"/>
+                <w:szCs w:val="24"/>
+              </w:rPr>
               <w:t>{</w:t>
             </w:r>
             <w:proofErr w:type="spellStart"/>
@@ -619,7 +631,30 @@
                 <w:sz w:val="24"/>
                 <w:szCs w:val="24"/>
               </w:rPr>
-              <w:t>amount</w:t>
+              <w:t>A</w:t>
+            </w:r>
+            <w:r>
+              <w:rPr>
+                <w:rFonts w:hint="eastAsia"/>
+                <w:sz w:val="24"/>
+                <w:szCs w:val="24"/>
+              </w:rPr>
+              <w:t>mount</w:t>
+            </w:r>
+            <w:r>
+              <w:rPr>
+                <w:sz w:val="24"/>
+                <w:szCs w:val="24"/>
+              </w:rPr>
+              <w:t>K</w:t>
+            </w:r>
+            <w:r>
+              <w:rPr>
+                <w:rFonts w:hint="eastAsia"/>
+                <w:sz w:val="24"/>
+                <w:szCs w:val="24"/>
+              </w:rPr>
+              <w:t>orean</w:t>
             </w:r>
             <w:proofErr w:type="spellEnd"/>
             <w:r>
@@ -629,6 +664,14 @@
                 <w:szCs w:val="24"/>
               </w:rPr>
               <w:t>}</w:t>
+            </w:r>
+            <w:r>
+              <w:rPr>
+                <w:rFonts w:hint="eastAsia"/>
+                <w:sz w:val="24"/>
+                <w:szCs w:val="24"/>
+              </w:rPr>
+              <w:t>원</w:t>
             </w:r>
           </w:p>
         </w:tc>
@@ -650,6 +693,73 @@
                 <w:szCs w:val="24"/>
               </w:rPr>
             </w:pPr>
+            <w:r>
+              <w:rPr>
+                <w:rFonts w:hint="eastAsia"/>
+                <w:sz w:val="24"/>
+                <w:szCs w:val="24"/>
+              </w:rPr>
+              <w:t>({</w:t>
+            </w:r>
+            <w:proofErr w:type="spellStart"/>
+            <w:r>
+              <w:rPr>
+                <w:sz w:val="24"/>
+                <w:szCs w:val="24"/>
+              </w:rPr>
+              <w:t>total</w:t>
+            </w:r>
+            <w:r>
+              <w:rPr>
+                <w:sz w:val="24"/>
+                <w:szCs w:val="24"/>
+              </w:rPr>
+              <w:t>A</w:t>
+            </w:r>
+            <w:r>
+              <w:rPr>
+                <w:sz w:val="24"/>
+                <w:szCs w:val="24"/>
+              </w:rPr>
+              <w:t>mount</w:t>
+            </w:r>
+            <w:r>
+              <w:rPr>
+                <w:sz w:val="24"/>
+                <w:szCs w:val="24"/>
+              </w:rPr>
+              <w:t>F</w:t>
+            </w:r>
+            <w:r>
+              <w:rPr>
+                <w:sz w:val="24"/>
+                <w:szCs w:val="24"/>
+              </w:rPr>
+              <w:t>ormat</w:t>
+            </w:r>
+            <w:r>
+              <w:rPr>
+                <w:rFonts w:hint="eastAsia"/>
+                <w:sz w:val="24"/>
+                <w:szCs w:val="24"/>
+              </w:rPr>
+              <w:t>t</w:t>
+            </w:r>
+            <w:r>
+              <w:rPr>
+                <w:sz w:val="24"/>
+                <w:szCs w:val="24"/>
+              </w:rPr>
+              <w:t>ed</w:t>
+            </w:r>
+            <w:proofErr w:type="spellEnd"/>
+            <w:r>
+              <w:rPr>
+                <w:sz w:val="24"/>
+                <w:szCs w:val="24"/>
+              </w:rPr>
+              <w:t>})</w:t>
+            </w:r>
           </w:p>
         </w:tc>
       </w:tr>
@@ -773,6 +883,7 @@
             <w:r>
               <w:t xml:space="preserve"> </w:t>
             </w:r>
+            <w:proofErr w:type="gramStart"/>
             <w:r>
               <w:rPr>
                 <w:rFonts w:hint="eastAsia"/>
@@ -786,7 +897,14 @@
               <w:rPr>
                 <w:rFonts w:hint="eastAsia"/>
               </w:rPr>
-              <w:t>{bank}</w:t>
+              <w:t>{</w:t>
+            </w:r>
+            <w:proofErr w:type="gramEnd"/>
+            <w:r>
+              <w:rPr>
+                <w:rFonts w:hint="eastAsia"/>
+              </w:rPr>
+              <w:t>bank}</w:t>
             </w:r>
           </w:p>
         </w:tc>
@@ -804,6 +922,7 @@
             <w:pPr>
               <w:spacing w:line="300" w:lineRule="auto"/>
             </w:pPr>
+            <w:proofErr w:type="gramStart"/>
             <w:r>
               <w:rPr>
                 <w:rFonts w:hint="eastAsia"/>
@@ -817,7 +936,14 @@
               <w:rPr>
                 <w:rFonts w:hint="eastAsia"/>
               </w:rPr>
-              <w:t>{account</w:t>
+              <w:t>{</w:t>
+            </w:r>
+            <w:proofErr w:type="gramEnd"/>
+            <w:r>
+              <w:rPr>
+                <w:rFonts w:hint="eastAsia"/>
+              </w:rPr>
+              <w:t>account</w:t>
             </w:r>
             <w:r>
               <w:t>}</w:t>
@@ -838,6 +964,7 @@
             <w:pPr>
               <w:spacing w:line="300" w:lineRule="auto"/>
             </w:pPr>
+            <w:proofErr w:type="gramStart"/>
             <w:r>
               <w:rPr>
                 <w:rFonts w:hint="eastAsia"/>
@@ -851,7 +978,14 @@
               <w:rPr>
                 <w:rFonts w:hint="eastAsia"/>
               </w:rPr>
-              <w:t>{owner</w:t>
+              <w:t>{</w:t>
+            </w:r>
+            <w:proofErr w:type="gramEnd"/>
+            <w:r>
+              <w:rPr>
+                <w:rFonts w:hint="eastAsia"/>
+              </w:rPr>
+              <w:t>owner</w:t>
             </w:r>
             <w:r>
               <w:rPr>
@@ -943,6 +1077,7 @@
                 <w:sz w:val="20"/>
               </w:rPr>
             </w:pPr>
+            <w:proofErr w:type="spellStart"/>
             <w:r>
               <w:rPr>
                 <w:rFonts w:hint="eastAsia"/>
@@ -950,6 +1085,7 @@
               </w:rPr>
               <w:t>담당부장</w:t>
             </w:r>
+            <w:proofErr w:type="spellEnd"/>
           </w:p>
         </w:tc>
         <w:tc>
@@ -967,6 +1103,7 @@
                 <w:sz w:val="20"/>
               </w:rPr>
             </w:pPr>
+            <w:proofErr w:type="spellStart"/>
             <w:r>
               <w:rPr>
                 <w:rFonts w:hint="eastAsia"/>
@@ -974,6 +1111,7 @@
               </w:rPr>
               <w:t>담당위원장</w:t>
             </w:r>
+            <w:proofErr w:type="spellEnd"/>
           </w:p>
         </w:tc>
       </w:tr>
@@ -1030,7 +1168,18 @@
               <w:rPr>
                 <w:rFonts w:hint="eastAsia"/>
               </w:rPr>
-              <w:t>{approver1}</w:t>
+              <w:t>{</w:t>
+            </w:r>
+            <w:r>
+              <w:t>%</w:t>
+            </w:r>
+            <w:bookmarkStart w:id="0" w:name="_GoBack"/>
+            <w:bookmarkEnd w:id="0"/>
+            <w:r>
+              <w:rPr>
+                <w:rFonts w:hint="eastAsia"/>
+              </w:rPr>
+              <w:t>approver1}</w:t>
             </w:r>
           </w:p>
         </w:tc>
@@ -1321,7 +1470,7 @@
         </w:trPr>
         <w:tc>
           <w:tcPr>
-            <w:tcW w:w="704" w:type="dxa"/>
+            <w:tcW w:w="978" w:type="dxa"/>
             <w:vAlign w:val="center"/>
           </w:tcPr>
           <w:p>
@@ -1344,7 +1493,7 @@
         </w:tc>
         <w:tc>
           <w:tcPr>
-            <w:tcW w:w="1985" w:type="dxa"/>
+            <w:tcW w:w="1711" w:type="dxa"/>
             <w:gridSpan w:val="2"/>
             <w:vAlign w:val="center"/>
           </w:tcPr>
@@ -1395,6 +1544,7 @@
                 <w:sz w:val="18"/>
               </w:rPr>
             </w:pPr>
+            <w:proofErr w:type="gramStart"/>
             <w:r>
               <w:rPr>
                 <w:rFonts w:ascii="바탕" w:eastAsia="바탕" w:hAnsi="바탕" w:hint="eastAsia"/>
@@ -1416,6 +1566,7 @@
               </w:rPr>
               <w:t>격</w:t>
             </w:r>
+            <w:proofErr w:type="gramEnd"/>
           </w:p>
         </w:tc>
         <w:tc>
@@ -1551,6 +1702,7 @@
                 <w:sz w:val="18"/>
               </w:rPr>
             </w:pPr>
+            <w:proofErr w:type="gramStart"/>
             <w:r>
               <w:rPr>
                 <w:rFonts w:ascii="바탕" w:eastAsia="바탕" w:hAnsi="바탕" w:hint="eastAsia"/>
@@ -1570,7 +1722,15 @@
                 <w:rFonts w:ascii="바탕" w:eastAsia="바탕" w:hAnsi="바탕" w:hint="eastAsia"/>
                 <w:sz w:val="18"/>
               </w:rPr>
-              <w:t xml:space="preserve">정 </w:t>
+              <w:t>정</w:t>
+            </w:r>
+            <w:proofErr w:type="gramEnd"/>
+            <w:r>
+              <w:rPr>
+                <w:rFonts w:ascii="바탕" w:eastAsia="바탕" w:hAnsi="바탕" w:hint="eastAsia"/>
+                <w:sz w:val="18"/>
+              </w:rPr>
+              <w:t xml:space="preserve"> </w:t>
             </w:r>
             <w:r>
               <w:rPr>
@@ -1634,90 +1794,87 @@
         </w:trPr>
         <w:tc>
           <w:tcPr>
-            <w:tcW w:w="704" w:type="dxa"/>
+            <w:tcW w:w="978" w:type="dxa"/>
+          </w:tcPr>
+          <w:p>
+            <w:pPr>
+              <w:spacing w:line="300" w:lineRule="auto"/>
+              <w:rPr>
+                <w:sz w:val="18"/>
+                <w:szCs w:val="18"/>
+              </w:rPr>
+            </w:pPr>
+            <w:r>
+              <w:rPr>
+                <w:rFonts w:hint="eastAsia"/>
+                <w:sz w:val="18"/>
+                <w:szCs w:val="18"/>
+              </w:rPr>
+              <w:t>{</w:t>
+            </w:r>
+            <w:r>
+              <w:rPr>
+                <w:sz w:val="18"/>
+                <w:szCs w:val="18"/>
+              </w:rPr>
+              <w:t>#items}</w:t>
+            </w:r>
+          </w:p>
+          <w:p>
+            <w:pPr>
+              <w:spacing w:line="300" w:lineRule="auto"/>
+              <w:rPr>
+                <w:sz w:val="18"/>
+                <w:szCs w:val="18"/>
+              </w:rPr>
+            </w:pPr>
+            <w:r>
+              <w:rPr>
+                <w:rFonts w:hint="eastAsia"/>
+                <w:sz w:val="18"/>
+                <w:szCs w:val="18"/>
+              </w:rPr>
+              <w:t>{index}</w:t>
+            </w:r>
+          </w:p>
+        </w:tc>
+        <w:tc>
+          <w:tcPr>
+            <w:tcW w:w="1711" w:type="dxa"/>
+            <w:gridSpan w:val="2"/>
           </w:tcPr>
           <w:p>
             <w:pPr>
               <w:spacing w:line="300" w:lineRule="auto"/>
               <w:jc w:val="center"/>
               <w:rPr>
-                <w:sz w:val="20"/>
-              </w:rPr>
-            </w:pPr>
-            <w:r>
-              <w:rPr>
-                <w:rFonts w:hint="eastAsia"/>
-                <w:sz w:val="20"/>
+                <w:sz w:val="18"/>
+                <w:szCs w:val="18"/>
+              </w:rPr>
+            </w:pPr>
+            <w:r>
+              <w:rPr>
+                <w:rFonts w:hint="eastAsia"/>
+                <w:sz w:val="18"/>
+                <w:szCs w:val="18"/>
               </w:rPr>
               <w:t>{</w:t>
             </w:r>
-            <w:r>
-              <w:rPr>
-                <w:rFonts w:hint="eastAsia"/>
-                <w:sz w:val="20"/>
-              </w:rPr>
-              <w:t>#</w:t>
-            </w:r>
-            <w:r>
-              <w:rPr>
-                <w:rFonts w:hint="eastAsia"/>
-                <w:sz w:val="20"/>
-              </w:rPr>
-              <w:t>items</w:t>
-            </w:r>
-            <w:r>
-              <w:rPr>
-                <w:rFonts w:hint="eastAsia"/>
-                <w:sz w:val="20"/>
-              </w:rPr>
-              <w:t>}</w:t>
-            </w:r>
-            <w:r>
-              <w:rPr>
-                <w:sz w:val="20"/>
-              </w:rPr>
-              <w:br/>
-            </w:r>
-            <w:r>
-              <w:rPr>
-                <w:rFonts w:hint="eastAsia"/>
-                <w:sz w:val="20"/>
-              </w:rPr>
-              <w:t>{index}</w:t>
-            </w:r>
-          </w:p>
-        </w:tc>
-        <w:tc>
-          <w:tcPr>
-            <w:tcW w:w="1985" w:type="dxa"/>
-            <w:gridSpan w:val="2"/>
-          </w:tcPr>
-          <w:p>
-            <w:pPr>
-              <w:spacing w:line="300" w:lineRule="auto"/>
-              <w:jc w:val="center"/>
-              <w:rPr>
-                <w:sz w:val="20"/>
-              </w:rPr>
-            </w:pPr>
-            <w:r>
-              <w:rPr>
-                <w:rFonts w:hint="eastAsia"/>
-                <w:sz w:val="20"/>
-              </w:rPr>
-              <w:t>{</w:t>
-            </w:r>
-            <w:r>
-              <w:rPr>
-                <w:rFonts w:hint="eastAsia"/>
-                <w:sz w:val="20"/>
+            <w:proofErr w:type="spellStart"/>
+            <w:r>
+              <w:rPr>
+                <w:rFonts w:hint="eastAsia"/>
+                <w:sz w:val="18"/>
+                <w:szCs w:val="18"/>
               </w:rPr>
               <w:t>itemname</w:t>
             </w:r>
-            <w:r>
-              <w:rPr>
-                <w:rFonts w:hint="eastAsia"/>
-                <w:sz w:val="20"/>
+            <w:proofErr w:type="spellEnd"/>
+            <w:r>
+              <w:rPr>
+                <w:rFonts w:hint="eastAsia"/>
+                <w:sz w:val="18"/>
+                <w:szCs w:val="18"/>
               </w:rPr>
               <w:t>}</w:t>
             </w:r>
@@ -1733,26 +1890,30 @@
               <w:spacing w:line="300" w:lineRule="auto"/>
               <w:jc w:val="center"/>
               <w:rPr>
-                <w:sz w:val="20"/>
-              </w:rPr>
-            </w:pPr>
-            <w:r>
-              <w:rPr>
-                <w:rFonts w:hint="eastAsia"/>
-                <w:sz w:val="20"/>
+                <w:sz w:val="18"/>
+                <w:szCs w:val="18"/>
+              </w:rPr>
+            </w:pPr>
+            <w:r>
+              <w:rPr>
+                <w:rFonts w:hint="eastAsia"/>
+                <w:sz w:val="18"/>
+                <w:szCs w:val="18"/>
               </w:rPr>
               <w:t>{s</w:t>
             </w:r>
             <w:r>
               <w:rPr>
-                <w:sz w:val="20"/>
+                <w:sz w:val="18"/>
+                <w:szCs w:val="18"/>
               </w:rPr>
               <w:t>pec</w:t>
             </w:r>
             <w:r>
               <w:rPr>
                 <w:rFonts w:hint="eastAsia"/>
-                <w:sz w:val="20"/>
+                <w:sz w:val="18"/>
+                <w:szCs w:val="18"/>
               </w:rPr>
               <w:t>}</w:t>
             </w:r>
@@ -1767,26 +1928,30 @@
               <w:spacing w:line="300" w:lineRule="auto"/>
               <w:jc w:val="center"/>
               <w:rPr>
-                <w:sz w:val="20"/>
-              </w:rPr>
-            </w:pPr>
-            <w:r>
-              <w:rPr>
-                <w:rFonts w:hint="eastAsia"/>
-                <w:sz w:val="20"/>
+                <w:sz w:val="18"/>
+                <w:szCs w:val="18"/>
+              </w:rPr>
+            </w:pPr>
+            <w:r>
+              <w:rPr>
+                <w:rFonts w:hint="eastAsia"/>
+                <w:sz w:val="18"/>
+                <w:szCs w:val="18"/>
               </w:rPr>
               <w:t>{u</w:t>
             </w:r>
             <w:r>
               <w:rPr>
-                <w:sz w:val="20"/>
+                <w:sz w:val="18"/>
+                <w:szCs w:val="18"/>
               </w:rPr>
               <w:t>nit</w:t>
             </w:r>
             <w:r>
               <w:rPr>
                 <w:rFonts w:hint="eastAsia"/>
-                <w:sz w:val="20"/>
+                <w:sz w:val="18"/>
+                <w:szCs w:val="18"/>
               </w:rPr>
               <w:t>}</w:t>
             </w:r>
@@ -1801,26 +1966,40 @@
               <w:spacing w:line="300" w:lineRule="auto"/>
               <w:jc w:val="center"/>
               <w:rPr>
-                <w:sz w:val="20"/>
-              </w:rPr>
-            </w:pPr>
-            <w:r>
-              <w:rPr>
-                <w:rFonts w:hint="eastAsia"/>
-                <w:sz w:val="20"/>
-              </w:rPr>
-              <w:t>{q</w:t>
-            </w:r>
-            <w:r>
-              <w:rPr>
-                <w:sz w:val="20"/>
+                <w:sz w:val="18"/>
+                <w:szCs w:val="18"/>
+              </w:rPr>
+            </w:pPr>
+            <w:r>
+              <w:rPr>
+                <w:rFonts w:hint="eastAsia"/>
+                <w:sz w:val="18"/>
+                <w:szCs w:val="18"/>
+              </w:rPr>
+              <w:t>{</w:t>
+            </w:r>
+            <w:proofErr w:type="spellStart"/>
+            <w:r>
+              <w:rPr>
+                <w:rFonts w:hint="eastAsia"/>
+                <w:sz w:val="18"/>
+                <w:szCs w:val="18"/>
+              </w:rPr>
+              <w:t>q</w:t>
+            </w:r>
+            <w:r>
+              <w:rPr>
+                <w:sz w:val="18"/>
+                <w:szCs w:val="18"/>
               </w:rPr>
               <w:t>ty</w:t>
             </w:r>
-            <w:r>
-              <w:rPr>
-                <w:rFonts w:hint="eastAsia"/>
-                <w:sz w:val="20"/>
+            <w:proofErr w:type="spellEnd"/>
+            <w:r>
+              <w:rPr>
+                <w:rFonts w:hint="eastAsia"/>
+                <w:sz w:val="18"/>
+                <w:szCs w:val="18"/>
               </w:rPr>
               <w:t>}</w:t>
             </w:r>
@@ -1836,13 +2015,15 @@
               <w:spacing w:line="300" w:lineRule="auto"/>
               <w:jc w:val="right"/>
               <w:rPr>
-                <w:sz w:val="20"/>
-              </w:rPr>
-            </w:pPr>
-            <w:r>
-              <w:rPr>
-                <w:rFonts w:hint="eastAsia"/>
-                <w:sz w:val="20"/>
+                <w:sz w:val="18"/>
+                <w:szCs w:val="18"/>
+              </w:rPr>
+            </w:pPr>
+            <w:r>
+              <w:rPr>
+                <w:rFonts w:hint="eastAsia"/>
+                <w:sz w:val="18"/>
+                <w:szCs w:val="18"/>
               </w:rPr>
               <w:t>{</w:t>
             </w:r>
@@ -1850,26 +2031,30 @@
             <w:r>
               <w:rPr>
                 <w:rFonts w:hint="eastAsia"/>
-                <w:sz w:val="20"/>
+                <w:sz w:val="18"/>
+                <w:szCs w:val="18"/>
               </w:rPr>
               <w:t>u</w:t>
             </w:r>
             <w:r>
               <w:rPr>
-                <w:sz w:val="20"/>
+                <w:sz w:val="18"/>
+                <w:szCs w:val="18"/>
               </w:rPr>
               <w:t>nit</w:t>
             </w:r>
             <w:r>
               <w:rPr>
                 <w:rFonts w:hint="eastAsia"/>
-                <w:sz w:val="20"/>
+                <w:sz w:val="18"/>
+                <w:szCs w:val="18"/>
               </w:rPr>
               <w:t>p</w:t>
             </w:r>
             <w:r>
               <w:rPr>
-                <w:sz w:val="20"/>
+                <w:sz w:val="18"/>
+                <w:szCs w:val="18"/>
               </w:rPr>
               <w:t>rice</w:t>
             </w:r>
@@ -1877,7 +2062,8 @@
             <w:r>
               <w:rPr>
                 <w:rFonts w:hint="eastAsia"/>
-                <w:sz w:val="20"/>
+                <w:sz w:val="18"/>
+                <w:szCs w:val="18"/>
               </w:rPr>
               <w:t>}</w:t>
             </w:r>
@@ -1893,13 +2079,15 @@
               <w:spacing w:line="300" w:lineRule="auto"/>
               <w:jc w:val="right"/>
               <w:rPr>
-                <w:sz w:val="20"/>
-              </w:rPr>
-            </w:pPr>
-            <w:r>
-              <w:rPr>
-                <w:rFonts w:hint="eastAsia"/>
-                <w:sz w:val="20"/>
+                <w:sz w:val="18"/>
+                <w:szCs w:val="18"/>
+              </w:rPr>
+            </w:pPr>
+            <w:r>
+              <w:rPr>
+                <w:rFonts w:hint="eastAsia"/>
+                <w:sz w:val="18"/>
+                <w:szCs w:val="18"/>
               </w:rPr>
               <w:t>{</w:t>
             </w:r>
@@ -1907,26 +2095,30 @@
             <w:r>
               <w:rPr>
                 <w:rFonts w:hint="eastAsia"/>
-                <w:sz w:val="20"/>
+                <w:sz w:val="18"/>
+                <w:szCs w:val="18"/>
               </w:rPr>
               <w:t>t</w:t>
             </w:r>
             <w:r>
               <w:rPr>
-                <w:sz w:val="20"/>
+                <w:sz w:val="18"/>
+                <w:szCs w:val="18"/>
               </w:rPr>
               <w:t>otal</w:t>
             </w:r>
             <w:r>
               <w:rPr>
                 <w:rFonts w:hint="eastAsia"/>
-                <w:sz w:val="20"/>
+                <w:sz w:val="18"/>
+                <w:szCs w:val="18"/>
               </w:rPr>
               <w:t>p</w:t>
             </w:r>
             <w:r>
               <w:rPr>
-                <w:sz w:val="20"/>
+                <w:sz w:val="18"/>
+                <w:szCs w:val="18"/>
               </w:rPr>
               <w:t>rice</w:t>
             </w:r>
@@ -1934,7 +2126,8 @@
             <w:r>
               <w:rPr>
                 <w:rFonts w:hint="eastAsia"/>
-                <w:sz w:val="20"/>
+                <w:sz w:val="18"/>
+                <w:szCs w:val="18"/>
               </w:rPr>
               <w:t>}</w:t>
             </w:r>
@@ -1950,26 +2143,30 @@
               <w:spacing w:line="300" w:lineRule="auto"/>
               <w:jc w:val="left"/>
               <w:rPr>
-                <w:sz w:val="20"/>
-              </w:rPr>
-            </w:pPr>
-            <w:r>
-              <w:rPr>
-                <w:rFonts w:hint="eastAsia"/>
-                <w:sz w:val="20"/>
+                <w:sz w:val="18"/>
+                <w:szCs w:val="18"/>
+              </w:rPr>
+            </w:pPr>
+            <w:r>
+              <w:rPr>
+                <w:rFonts w:hint="eastAsia"/>
+                <w:sz w:val="18"/>
+                <w:szCs w:val="18"/>
               </w:rPr>
               <w:t>{p</w:t>
             </w:r>
             <w:r>
               <w:rPr>
-                <w:sz w:val="20"/>
+                <w:sz w:val="18"/>
+                <w:szCs w:val="18"/>
               </w:rPr>
               <w:t>urpose</w:t>
             </w:r>
             <w:r>
               <w:rPr>
                 <w:rFonts w:hint="eastAsia"/>
-                <w:sz w:val="20"/>
+                <w:sz w:val="18"/>
+                <w:szCs w:val="18"/>
               </w:rPr>
               <w:t>}</w:t>
             </w:r>
@@ -1979,20 +2176,60 @@
               <w:spacing w:line="300" w:lineRule="auto"/>
               <w:jc w:val="left"/>
               <w:rPr>
-                <w:sz w:val="20"/>
-              </w:rPr>
-            </w:pPr>
-            <w:r>
-              <w:rPr>
-                <w:rFonts w:hint="eastAsia"/>
-                <w:sz w:val="20"/>
-              </w:rPr>
-              <w:t>{/items}</w:t>
+                <w:sz w:val="18"/>
+                <w:szCs w:val="18"/>
+              </w:rPr>
+            </w:pPr>
+            <w:r>
+              <w:rPr>
+                <w:sz w:val="18"/>
+                <w:szCs w:val="18"/>
+              </w:rPr>
+              <w:t>{/</w:t>
+            </w:r>
+            <w:r>
+              <w:rPr>
+                <w:sz w:val="18"/>
+                <w:szCs w:val="18"/>
+              </w:rPr>
+              <w:t>it</w:t>
+            </w:r>
+            <w:r>
+              <w:rPr>
+                <w:sz w:val="18"/>
+                <w:szCs w:val="18"/>
+              </w:rPr>
+              <w:t>ems</w:t>
+            </w:r>
+            <w:r>
+              <w:rPr>
+                <w:sz w:val="18"/>
+                <w:szCs w:val="18"/>
+              </w:rPr>
+              <w:t>}</w:t>
             </w:r>
           </w:p>
         </w:tc>
       </w:tr>
     </w:tbl>
+    <w:p>
+      <w:pPr>
+        <w:spacing w:after="0" w:line="300" w:lineRule="auto"/>
+        <w:rPr>
+          <w:b/>
+          <w:bCs/>
+        </w:rPr>
+      </w:pPr>
+    </w:p>
+    <w:p>
+      <w:pPr>
+        <w:spacing w:after="0" w:line="300" w:lineRule="auto"/>
+        <w:rPr>
+          <w:b/>
+          <w:bCs/>
+        </w:rPr>
+      </w:pPr>
+    </w:p>
     <w:p>
       <w:pPr>
         <w:spacing w:after="0" w:line="300" w:lineRule="auto"/>
@@ -2004,213 +2241,79 @@
       <w:r>
         <w:rPr>
           <w:b/>
-          <w:noProof/>
-          <w:szCs w:val="20"/>
+          <w:bCs/>
         </w:rPr>
-        <mc:AlternateContent>
-          <mc:Choice Requires="wps">
-            <w:drawing>
-              <wp:anchor distT="45720" distB="45720" distL="114300" distR="114300" simplePos="0" relativeHeight="251658240" behindDoc="0" locked="0" layoutInCell="1" allowOverlap="1" wp14:anchorId="484BB532" wp14:editId="4A72291B">
-                <wp:simplePos x="0" y="0"/>
-                <wp:positionH relativeFrom="margin">
-                  <wp:align>left</wp:align>
-                </wp:positionH>
-                <wp:positionV relativeFrom="paragraph">
-                  <wp:posOffset>6389039</wp:posOffset>
-                </wp:positionV>
-                <wp:extent cx="6543675" cy="1404620"/>
-                <wp:effectExtent l="0" t="0" r="9525" b="8890"/>
-                <wp:wrapSquare wrapText="bothSides"/>
-                <wp:docPr id="217" name="텍스트 상자 2"/>
-                <wp:cNvGraphicFramePr>
-                  <a:graphicFrameLocks xmlns:a="http://schemas.openxmlformats.org/drawingml/2006/main"/>
-                </wp:cNvGraphicFramePr>
-                <a:graphic xmlns:a="http://schemas.openxmlformats.org/drawingml/2006/main">
-                  <a:graphicData uri="http://schemas.microsoft.com/office/word/2010/wordprocessingShape">
-                    <wps:wsp>
-                      <wps:cNvSpPr txBox="1">
-                        <a:spLocks noChangeArrowheads="1"/>
-                      </wps:cNvSpPr>
-                      <wps:spPr bwMode="auto">
-                        <a:xfrm>
-                          <a:off x="0" y="0"/>
-                          <a:ext cx="6543675" cy="1404620"/>
-                        </a:xfrm>
-                        <a:prstGeom prst="rect">
-                          <a:avLst/>
-                        </a:prstGeom>
-                        <a:solidFill>
-                          <a:srgbClr val="FFFFFF"/>
-                        </a:solidFill>
-                        <a:ln w="9525">
-                          <a:noFill/>
-                          <a:miter lim="800000"/>
-                          <a:headEnd/>
-                          <a:tailEnd/>
-                        </a:ln>
-                      </wps:spPr>
-                      <wps:txbx>
-                        <w:txbxContent>
-                          <w:p>
-                            <w:pPr>
-                              <w:rPr>
-                                <w:b/>
-                                <w:szCs w:val="20"/>
-                              </w:rPr>
-                            </w:pPr>
-                            <w:r>
-                              <w:rPr>
-                                <w:rFonts w:hint="eastAsia"/>
-                                <w:b/>
-                                <w:szCs w:val="20"/>
-                              </w:rPr>
-                              <w:t>위 금액을 청구합니다.</w:t>
-                            </w:r>
-                          </w:p>
-                          <w:p>
-                            <w:pPr>
-                              <w:spacing w:after="0" w:line="300" w:lineRule="auto"/>
-                              <w:jc w:val="center"/>
-                              <w:rPr>
-                                <w:sz w:val="20"/>
-                                <w:szCs w:val="20"/>
-                              </w:rPr>
-                            </w:pPr>
-                            <w:r>
-                              <w:rPr>
-                                <w:rFonts w:hint="eastAsia"/>
-                                <w:sz w:val="20"/>
-                                <w:szCs w:val="20"/>
-                              </w:rPr>
-                              <w:t>{date}</w:t>
-                            </w:r>
-                          </w:p>
-                          <w:p>
-                            <w:pPr>
-                              <w:spacing w:after="0" w:line="300" w:lineRule="auto"/>
-                            </w:pPr>
-                            <w:proofErr w:type="spellStart"/>
-                            <w:r>
-                              <w:rPr>
-                                <w:rFonts w:hint="eastAsia"/>
-                                <w:b/>
-                                <w:szCs w:val="20"/>
-                              </w:rPr>
-                              <w:t>나눔과섬김의교회</w:t>
-                            </w:r>
-                            <w:proofErr w:type="spellEnd"/>
-                            <w:r>
-                              <w:rPr>
-                                <w:rFonts w:hint="eastAsia"/>
-                                <w:b/>
-                                <w:szCs w:val="20"/>
-                              </w:rPr>
-                              <w:t xml:space="preserve"> 재정부</w:t>
-                            </w:r>
-                            <w:r>
-                              <w:rPr>
-                                <w:rFonts w:hint="eastAsia"/>
-                                <w:b/>
-                                <w:szCs w:val="20"/>
-                              </w:rPr>
-                              <w:t xml:space="preserve"> 귀중</w:t>
-                            </w:r>
-                          </w:p>
-                        </w:txbxContent>
-                      </wps:txbx>
-                      <wps:bodyPr rot="0" vert="horz" wrap="square" lIns="91440" tIns="45720" rIns="91440" bIns="45720" anchor="t" anchorCtr="0">
-                        <a:spAutoFit/>
-                      </wps:bodyPr>
-                    </wps:wsp>
-                  </a:graphicData>
-                </a:graphic>
-                <wp14:sizeRelH relativeFrom="margin">
-                  <wp14:pctWidth>0</wp14:pctWidth>
-                </wp14:sizeRelH>
-                <wp14:sizeRelV relativeFrom="margin">
-                  <wp14:pctHeight>20000</wp14:pctHeight>
-                </wp14:sizeRelV>
-              </wp:anchor>
-            </w:drawing>
-          </mc:Choice>
-          <mc:Fallback>
-            <w:pict>
-              <v:shape w14:anchorId="484BB532" id="_x0000_s1027" type="#_x0000_t202" style="position:absolute;left:0;text-align:left;margin-left:0;margin-top:503.05pt;width:515.25pt;height:110.6pt;z-index:251658240;visibility:visible;mso-wrap-style:square;mso-width-percent:0;mso-height-percent:200;mso-wrap-distance-left:9pt;mso-wrap-distance-top:3.6pt;mso-wrap-distance-right:9pt;mso-wrap-distance-bottom:3.6pt;mso-position-horizontal:left;mso-position-horizontal-relative:margin;mso-position-vertical:absolute;mso-position-vertical-relative:text;mso-width-percent:0;mso-height-percent:200;mso-width-relative:margin;mso-height-relative:margin;v-text-anchor:top" o:gfxdata="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" stroked="f">
-                <v:textbox style="mso-fit-shape-to-text:t">
-                  <w:txbxContent>
-                    <w:p>
-                      <w:pPr>
-                        <w:rPr>
-                          <w:b/>
-                          <w:szCs w:val="20"/>
-                        </w:rPr>
-                      </w:pPr>
-                      <w:r>
-                        <w:rPr>
-                          <w:rFonts w:hint="eastAsia"/>
-                          <w:b/>
-                          <w:szCs w:val="20"/>
-                        </w:rPr>
-                        <w:t>위 금액을 청구합니다.</w:t>
-                      </w:r>
-                    </w:p>
-                    <w:p>
-                      <w:pPr>
-                        <w:spacing w:after="0" w:line="300" w:lineRule="auto"/>
-                        <w:jc w:val="center"/>
-                        <w:rPr>
-                          <w:sz w:val="20"/>
-                          <w:szCs w:val="20"/>
-                        </w:rPr>
-                      </w:pPr>
-                      <w:r>
-                        <w:rPr>
-                          <w:rFonts w:hint="eastAsia"/>
-                          <w:sz w:val="20"/>
-                          <w:szCs w:val="20"/>
-                        </w:rPr>
-                        <w:t>{date}</w:t>
-                      </w:r>
-                    </w:p>
-                    <w:p>
-                      <w:pPr>
-                        <w:spacing w:after="0" w:line="300" w:lineRule="auto"/>
-                      </w:pPr>
-                      <w:proofErr w:type="spellStart"/>
-                      <w:r>
-                        <w:rPr>
-                          <w:rFonts w:hint="eastAsia"/>
-                          <w:b/>
-                          <w:szCs w:val="20"/>
-                        </w:rPr>
-                        <w:t>나눔과섬김의교회</w:t>
-                      </w:r>
-                      <w:proofErr w:type="spellEnd"/>
-                      <w:r>
-                        <w:rPr>
-                          <w:rFonts w:hint="eastAsia"/>
-                          <w:b/>
-                          <w:szCs w:val="20"/>
-                        </w:rPr>
-                        <w:t xml:space="preserve"> 재정부</w:t>
-                      </w:r>
-                      <w:r>
-                        <w:rPr>
-                          <w:rFonts w:hint="eastAsia"/>
-                          <w:b/>
-                          <w:szCs w:val="20"/>
-                        </w:rPr>
-                        <w:t xml:space="preserve"> 귀중</w:t>
-                      </w:r>
-                    </w:p>
-                  </w:txbxContent>
-                </v:textbox>
-                <w10:wrap type="square" anchorx="margin"/>
-              </v:shape>
-            </w:pict>
-          </mc:Fallback>
-        </mc:AlternateContent>
+        <w:t>위 금액을 청구합니다.</w:t>
       </w:r>
+    </w:p>
+    <w:p>
+      <w:pPr>
+        <w:spacing w:after="0" w:line="300" w:lineRule="auto"/>
+        <w:rPr>
+          <w:b/>
+          <w:bCs/>
+        </w:rPr>
+      </w:pPr>
+    </w:p>
+    <w:p>
+      <w:pPr>
+        <w:spacing w:after="0" w:line="300" w:lineRule="auto"/>
+        <w:jc w:val="center"/>
+        <w:rPr>
+          <w:b/>
+          <w:bCs/>
+        </w:rPr>
+      </w:pPr>
+      <w:r>
+        <w:rPr>
+          <w:b/>
+          <w:bCs/>
+        </w:rPr>
+        <w:t>{date}</w:t>
+      </w:r>
+    </w:p>
+    <w:p>
+      <w:pPr>
+        <w:spacing w:after="0" w:line="300" w:lineRule="auto"/>
+        <w:rPr>
+          <w:b/>
+          <w:bCs/>
+        </w:rPr>
+      </w:pPr>
+    </w:p>
+    <w:p>
+      <w:pPr>
+        <w:spacing w:after="0" w:line="300" w:lineRule="auto"/>
+        <w:rPr>
+          <w:b/>
+          <w:bCs/>
+        </w:rPr>
+      </w:pPr>
+      <w:proofErr w:type="spellStart"/>
+      <w:r>
+        <w:rPr>
+          <w:b/>
+          <w:bCs/>
+        </w:rPr>
+        <w:t>나눔과섬김의교회</w:t>
+      </w:r>
+      <w:proofErr w:type="spellEnd"/>
+      <w:r>
+        <w:rPr>
+          <w:b/>
+          <w:bCs/>
+        </w:rPr>
+        <w:t xml:space="preserve"> 재정부 귀중</w:t>
+      </w:r>
+    </w:p>
+    <w:p>
+      <w:pPr>
+        <w:spacing w:after="0" w:line="300" w:lineRule="auto"/>
+        <w:rPr>
+          <w:b/>
+          <w:bCs/>
+        </w:rPr>
+      </w:pPr>
     </w:p>
     <w:p>
       <w:r>
@@ -2238,7 +2341,7 @@
 </file>
 
 <file path=word/endnotes.xml><?xml version="1.0" encoding="utf-8"?>
-<w:endnotes xmlns:wpc="http://schemas.microsoft.com/office/word/2010/wordprocessingCanvas" xmlns:cx="http://schemas.microsoft.com/office/drawing/2014/chartex" xmlns:cx1="http://schemas.microsoft.com/office/drawing/2015/9/8/chartex" xmlns:cx2="http://schemas.microsoft.com/office/drawing/2015/10/21/chartex" xmlns:cx3="http://schemas.microsoft.com/office/drawing/2016/5/9/chartex" xmlns:cx4="http://schemas.microsoft.com/office/drawing/2016/5/10/chartex" xmlns:cx5="http://schemas.microsoft.com/office/drawing/2016/5/11/chartex" xmlns:cx6="http://schemas.microsoft.com/office/drawing/2016/5/12/chartex" xmlns:cx7="http://schemas.microsoft.com/office/drawing/2016/5/13/chartex" xmlns:cx8="http://schemas.microsoft.com/office/drawing/2016/5/14/chartex" xmlns:mc="http://schemas.openxmlformats.org/markup-compatibility/2006" xmlns:aink="http://schemas.microsoft.com/office/drawing/2016/ink" xmlns:am3d="http://schemas.microsoft.com/office/drawing/2017/model3d" xmlns:o="urn:schemas-microsoft-com:office:office" xmlns:oel="http://schemas.microsoft.com/office/2019/extlst" xmlns:r="http://schemas.openxmlformats.org/officeDocument/2006/relationships" xmlns:m="http://schemas.openxmlformats.org/officeDocument/2006/math" xmlns:v="urn:schemas-microsoft-com:vml" xmlns:wp14="http://schemas.microsoft.com/office/word/2010/wordprocessingDrawing" xmlns:wp="http://schemas.openxmlformats.org/drawingml/2006/wordprocessingDrawing" xmlns:w10="urn:schemas-microsoft-com:office:word" xmlns:w="http://schemas.openxmlformats.org/wordprocessingml/2006/main" xmlns:w14="http://schemas.microsoft.com/office/word/2010/wordml" xmlns:w15="http://schemas.microsoft.com/office/word/2012/wordml" xmlns:w16cex="http://schemas.microsoft.com/office/word/2018/wordml/cex" xmlns:w16cid="http://schemas.microsoft.com/office/word/2016/wordml/cid" xmlns:w16="http://schemas.microsoft.com/office/word/2018/wordml" xmlns:w16du="http://schemas.microsoft.com/office/word/2023/wordml/word16du" xmlns:w16sdtdh="http://schemas.microsoft.com/office/word/2020/wordml/sdtdatahash" xmlns:w16sdtfl="http://schemas.microsoft.com/office/word/2024/wordml/sdtformatlock" xmlns:w16se="http://schemas.microsoft.com/office/word/2015/wordml/symex" xmlns:wpg="http://schemas.microsoft.com/office/word/2010/wordprocessingGroup" xmlns:wpi="http://schemas.microsoft.com/office/word/2010/wordprocessingInk" xmlns:wne="http://schemas.microsoft.com/office/word/2006/wordml" xmlns:wps="http://schemas.microsoft.com/office/word/2010/wordprocessingShape" mc:Ignorable="w14 w15 w16se w16cid w16 w16cex w16sdtdh w16sdtfl w16du wp14">
+<w:endnotes xmlns:wpc="http://schemas.microsoft.com/office/word/2010/wordprocessingCanvas" xmlns:cx="http://schemas.microsoft.com/office/drawing/2014/chartex" xmlns:mc="http://schemas.openxmlformats.org/markup-compatibility/2006" xmlns:o="urn:schemas-microsoft-com:office:office" xmlns:r="http://schemas.openxmlformats.org/officeDocument/2006/relationships" xmlns:m="http://schemas.openxmlformats.org/officeDocument/2006/math" xmlns:v="urn:schemas-microsoft-com:vml" xmlns:wp14="http://schemas.microsoft.com/office/word/2010/wordprocessingDrawing" xmlns:wp="http://schemas.openxmlformats.org/drawingml/2006/wordprocessingDrawing" xmlns:w10="urn:schemas-microsoft-com:office:word" xmlns:w="http://schemas.openxmlformats.org/wordprocessingml/2006/main" xmlns:w14="http://schemas.microsoft.com/office/word/2010/wordml" xmlns:w15="http://schemas.microsoft.com/office/word/2012/wordml" xmlns:w16se="http://schemas.microsoft.com/office/word/2015/wordml/symex" xmlns:wpg="http://schemas.microsoft.com/office/word/2010/wordprocessingGroup" xmlns:wpi="http://schemas.microsoft.com/office/word/2010/wordprocessingInk" xmlns:wne="http://schemas.microsoft.com/office/word/2006/wordml" xmlns:wps="http://schemas.microsoft.com/office/word/2010/wordprocessingShape" mc:Ignorable="w14 w15 w16se wp14">
   <w:endnote w:type="separator" w:id="-1">
     <w:p>
       <w:pPr>
@@ -2263,7 +2366,7 @@
 </file>
 
 <file path=word/footer1.xml><?xml version="1.0" encoding="utf-8"?>
-<w:ftr xmlns:wpc="http://schemas.microsoft.com/office/word/2010/wordprocessingCanvas" xmlns:cx="http://schemas.microsoft.com/office/drawing/2014/chartex" xmlns:cx1="http://schemas.microsoft.com/office/drawing/2015/9/8/chartex" xmlns:cx2="http://schemas.microsoft.com/office/drawing/2015/10/21/chartex" xmlns:cx3="http://schemas.microsoft.com/office/drawing/2016/5/9/chartex" xmlns:cx4="http://schemas.microsoft.com/office/drawing/2016/5/10/chartex" xmlns:cx5="http://schemas.microsoft.com/office/drawing/2016/5/11/chartex" xmlns:cx6="http://schemas.microsoft.com/office/drawing/2016/5/12/chartex" xmlns:cx7="http://schemas.microsoft.com/office/drawing/2016/5/13/chartex" xmlns:cx8="http://schemas.microsoft.com/office/drawing/2016/5/14/chartex" xmlns:mc="http://schemas.openxmlformats.org/markup-compatibility/2006" xmlns:aink="http://schemas.microsoft.com/office/drawing/2016/ink" xmlns:am3d="http://schemas.microsoft.com/office/drawing/2017/model3d" xmlns:o="urn:schemas-microsoft-com:office:office" xmlns:oel="http://schemas.microsoft.com/office/2019/extlst" xmlns:r="http://schemas.openxmlformats.org/officeDocument/2006/relationships" xmlns:m="http://schemas.openxmlformats.org/officeDocument/2006/math" xmlns:v="urn:schemas-microsoft-com:vml" xmlns:wp14="http://schemas.microsoft.com/office/word/2010/wordprocessingDrawing" xmlns:wp="http://schemas.openxmlformats.org/drawingml/2006/wordprocessingDrawing" xmlns:w10="urn:schemas-microsoft-com:office:word" xmlns:w="http://schemas.openxmlformats.org/wordprocessingml/2006/main" xmlns:w14="http://schemas.microsoft.com/office/word/2010/wordml" xmlns:w15="http://schemas.microsoft.com/office/word/2012/wordml" xmlns:w16cex="http://schemas.microsoft.com/office/word/2018/wordml/cex" xmlns:w16cid="http://schemas.microsoft.com/office/word/2016/wordml/cid" xmlns:w16="http://schemas.microsoft.com/office/word/2018/wordml" xmlns:w16du="http://schemas.microsoft.com/office/word/2023/wordml/word16du" xmlns:w16sdtdh="http://schemas.microsoft.com/office/word/2020/wordml/sdtdatahash" xmlns:w16sdtfl="http://schemas.microsoft.com/office/word/2024/wordml/sdtformatlock" xmlns:w16se="http://schemas.microsoft.com/office/word/2015/wordml/symex" xmlns:wpg="http://schemas.microsoft.com/office/word/2010/wordprocessingGroup" xmlns:wpi="http://schemas.microsoft.com/office/word/2010/wordprocessingInk" xmlns:wne="http://schemas.microsoft.com/office/word/2006/wordml" xmlns:wps="http://schemas.microsoft.com/office/word/2010/wordprocessingShape" mc:Ignorable="w14 w15 w16se w16cid w16 w16cex w16sdtdh w16sdtfl w16du wp14">
+<w:ftr xmlns:wpc="http://schemas.microsoft.com/office/word/2010/wordprocessingCanvas" xmlns:cx="http://schemas.microsoft.com/office/drawing/2014/chartex" xmlns:mc="http://schemas.openxmlformats.org/markup-compatibility/2006" xmlns:o="urn:schemas-microsoft-com:office:office" xmlns:r="http://schemas.openxmlformats.org/officeDocument/2006/relationships" xmlns:m="http://schemas.openxmlformats.org/officeDocument/2006/math" xmlns:v="urn:schemas-microsoft-com:vml" xmlns:wp14="http://schemas.microsoft.com/office/word/2010/wordprocessingDrawing" xmlns:wp="http://schemas.openxmlformats.org/drawingml/2006/wordprocessingDrawing" xmlns:w10="urn:schemas-microsoft-com:office:word" xmlns:w="http://schemas.openxmlformats.org/wordprocessingml/2006/main" xmlns:w14="http://schemas.microsoft.com/office/word/2010/wordml" xmlns:w15="http://schemas.microsoft.com/office/word/2012/wordml" xmlns:w16se="http://schemas.microsoft.com/office/word/2015/wordml/symex" xmlns:wpg="http://schemas.microsoft.com/office/word/2010/wordprocessingGroup" xmlns:wpi="http://schemas.microsoft.com/office/word/2010/wordprocessingInk" xmlns:wne="http://schemas.microsoft.com/office/word/2006/wordml" xmlns:wps="http://schemas.microsoft.com/office/word/2010/wordprocessingShape" mc:Ignorable="w14 w15 w16se wp14">
   <w:sdt>
     <w:sdtPr>
       <w:id w:val="-657225449"/>
@@ -2324,7 +2427,7 @@
               <w:rPr>
                 <w:b/>
                 <w:bCs/>
-                <w:lang w:val="ko-KR"/>
+                <w:noProof/>
               </w:rPr>
               <w:t>2</w:t>
             </w:r>
@@ -2372,7 +2475,7 @@
               <w:rPr>
                 <w:b/>
                 <w:bCs/>
-                <w:lang w:val="ko-KR"/>
+                <w:noProof/>
               </w:rPr>
               <w:t>2</w:t>
             </w:r>
@@ -2399,7 +2502,7 @@
 </file>
 
 <file path=word/footnotes.xml><?xml version="1.0" encoding="utf-8"?>
-<w:footnotes xmlns:wpc="http://schemas.microsoft.com/office/word/2010/wordprocessingCanvas" xmlns:cx="http://schemas.microsoft.com/office/drawing/2014/chartex" xmlns:cx1="http://schemas.microsoft.com/office/drawing/2015/9/8/chartex" xmlns:cx2="http://schemas.microsoft.com/office/drawing/2015/10/21/chartex" xmlns:cx3="http://schemas.microsoft.com/office/drawing/2016/5/9/chartex" xmlns:cx4="http://schemas.microsoft.com/office/drawing/2016/5/10/chartex" xmlns:cx5="http://schemas.microsoft.com/office/drawing/2016/5/11/chartex" xmlns:cx6="http://schemas.microsoft.com/office/drawing/2016/5/12/chartex" xmlns:cx7="http://schemas.microsoft.com/office/drawing/2016/5/13/chartex" xmlns:cx8="http://schemas.microsoft.com/office/drawing/2016/5/14/chartex" xmlns:mc="http://schemas.openxmlformats.org/markup-compatibility/2006" xmlns:aink="http://schemas.microsoft.com/office/drawing/2016/ink" xmlns:am3d="http://schemas.microsoft.com/office/drawing/2017/model3d" xmlns:o="urn:schemas-microsoft-com:office:office" xmlns:oel="http://schemas.microsoft.com/office/2019/extlst" xmlns:r="http://schemas.openxmlformats.org/officeDocument/2006/relationships" xmlns:m="http://schemas.openxmlformats.org/officeDocument/2006/math" xmlns:v="urn:schemas-microsoft-com:vml" xmlns:wp14="http://schemas.microsoft.com/office/word/2010/wordprocessingDrawing" xmlns:wp="http://schemas.openxmlformats.org/drawingml/2006/wordprocessingDrawing" xmlns:w10="urn:schemas-microsoft-com:office:word" xmlns:w="http://schemas.openxmlformats.org/wordprocessingml/2006/main" xmlns:w14="http://schemas.microsoft.com/office/word/2010/wordml" xmlns:w15="http://schemas.microsoft.com/office/word/2012/wordml" xmlns:w16cex="http://schemas.microsoft.com/office/word/2018/wordml/cex" xmlns:w16cid="http://schemas.microsoft.com/office/word/2016/wordml/cid" xmlns:w16="http://schemas.microsoft.com/office/word/2018/wordml" xmlns:w16du="http://schemas.microsoft.com/office/word/2023/wordml/word16du" xmlns:w16sdtdh="http://schemas.microsoft.com/office/word/2020/wordml/sdtdatahash" xmlns:w16sdtfl="http://schemas.microsoft.com/office/word/2024/wordml/sdtformatlock" xmlns:w16se="http://schemas.microsoft.com/office/word/2015/wordml/symex" xmlns:wpg="http://schemas.microsoft.com/office/word/2010/wordprocessingGroup" xmlns:wpi="http://schemas.microsoft.com/office/word/2010/wordprocessingInk" xmlns:wne="http://schemas.microsoft.com/office/word/2006/wordml" xmlns:wps="http://schemas.microsoft.com/office/word/2010/wordprocessingShape" mc:Ignorable="w14 w15 w16se w16cid w16 w16cex w16sdtdh w16sdtfl w16du wp14">
+<w:footnotes xmlns:wpc="http://schemas.microsoft.com/office/word/2010/wordprocessingCanvas" xmlns:cx="http://schemas.microsoft.com/office/drawing/2014/chartex" xmlns:mc="http://schemas.openxmlformats.org/markup-compatibility/2006" xmlns:o="urn:schemas-microsoft-com:office:office" xmlns:r="http://schemas.openxmlformats.org/officeDocument/2006/relationships" xmlns:m="http://schemas.openxmlformats.org/officeDocument/2006/math" xmlns:v="urn:schemas-microsoft-com:vml" xmlns:wp14="http://schemas.microsoft.com/office/word/2010/wordprocessingDrawing" xmlns:wp="http://schemas.openxmlformats.org/drawingml/2006/wordprocessingDrawing" xmlns:w10="urn:schemas-microsoft-com:office:word" xmlns:w="http://schemas.openxmlformats.org/wordprocessingml/2006/main" xmlns:w14="http://schemas.microsoft.com/office/word/2010/wordml" xmlns:w15="http://schemas.microsoft.com/office/word/2012/wordml" xmlns:w16se="http://schemas.microsoft.com/office/word/2015/wordml/symex" xmlns:wpg="http://schemas.microsoft.com/office/word/2010/wordprocessingGroup" xmlns:wpi="http://schemas.microsoft.com/office/word/2010/wordprocessingInk" xmlns:wne="http://schemas.microsoft.com/office/word/2006/wordml" xmlns:wps="http://schemas.microsoft.com/office/word/2010/wordprocessingShape" mc:Ignorable="w14 w15 w16se wp14">
   <w:footnote w:type="separator" w:id="-1">
     <w:p>
       <w:pPr>
@@ -2424,7 +2527,7 @@
 </file>
 
 <file path=word/styles.xml><?xml version="1.0" encoding="utf-8"?>
-<w:styles xmlns:mc="http://schemas.openxmlformats.org/markup-compatibility/2006" xmlns:r="http://schemas.openxmlformats.org/officeDocument/2006/relationships" xmlns:w="http://schemas.openxmlformats.org/wordprocessingml/2006/main" xmlns:w14="http://schemas.microsoft.com/office/word/2010/wordml" xmlns:w15="http://schemas.microsoft.com/office/word/2012/wordml" xmlns:w16cex="http://schemas.microsoft.com/office/word/2018/wordml/cex" xmlns:w16cid="http://schemas.microsoft.com/office/word/2016/wordml/cid" xmlns:w16="http://schemas.microsoft.com/office/word/2018/wordml" xmlns:w16du="http://schemas.microsoft.com/office/word/2023/wordml/word16du" xmlns:w16sdtdh="http://schemas.microsoft.com/office/word/2020/wordml/sdtdatahash" xmlns:w16sdtfl="http://schemas.microsoft.com/office/word/2024/wordml/sdtformatlock" xmlns:w16se="http://schemas.microsoft.com/office/word/2015/wordml/symex" mc:Ignorable="w14 w15 w16se w16cid w16 w16cex w16sdtdh w16sdtfl w16du">
+<w:styles xmlns:mc="http://schemas.openxmlformats.org/markup-compatibility/2006" xmlns:r="http://schemas.openxmlformats.org/officeDocument/2006/relationships" xmlns:w="http://schemas.openxmlformats.org/wordprocessingml/2006/main" xmlns:w14="http://schemas.microsoft.com/office/word/2010/wordml" xmlns:w15="http://schemas.microsoft.com/office/word/2012/wordml" xmlns:w16se="http://schemas.microsoft.com/office/word/2015/wordml/symex" mc:Ignorable="w14 w15 w16se">
   <w:docDefaults>
     <w:rPrDefault>
       <w:rPr>
@@ -2442,7 +2545,7 @@
       </w:pPr>
     </w:pPrDefault>
   </w:docDefaults>
-  <w:latentStyles w:defLockedState="0" w:defUIPriority="99" w:defSemiHidden="0" w:defUnhideWhenUsed="0" w:defQFormat="0" w:count="376">
+  <w:latentStyles w:defLockedState="0" w:defUIPriority="99" w:defSemiHidden="0" w:defUnhideWhenUsed="0" w:defQFormat="0" w:count="371">
     <w:lsdException w:name="Normal" w:uiPriority="0" w:qFormat="1"/>
     <w:lsdException w:name="heading 1" w:uiPriority="9" w:qFormat="1"/>
     <w:lsdException w:name="heading 2" w:semiHidden="1" w:uiPriority="9" w:unhideWhenUsed="1" w:qFormat="1"/>
@@ -2814,11 +2917,6 @@
     <w:lsdException w:name="List Table 5 Dark Accent 6" w:uiPriority="50"/>
     <w:lsdException w:name="List Table 6 Colorful Accent 6" w:uiPriority="51"/>
     <w:lsdException w:name="List Table 7 Colorful Accent 6" w:uiPriority="52"/>
-    <w:lsdException w:name="Mention" w:semiHidden="1" w:unhideWhenUsed="1"/>
-    <w:lsdException w:name="Smart Hyperlink" w:semiHidden="1" w:unhideWhenUsed="1"/>
-    <w:lsdException w:name="Hashtag" w:semiHidden="1" w:unhideWhenUsed="1"/>
-    <w:lsdException w:name="Unresolved Mention" w:semiHidden="1" w:unhideWhenUsed="1"/>
-    <w:lsdException w:name="Smart Link" w:semiHidden="1" w:unhideWhenUsed="1"/>
   </w:latentStyles>
   <w:style w:type="paragraph" w:default="1" w:styleId="a">
     <w:name w:val="Normal"/>
@@ -3195,25 +3293,12 @@
 </file>
 
 <file path=customXml/item1.xml><?xml version="1.0" encoding="utf-8"?>
-<b:Sources xmlns:b="http://schemas.openxmlformats.org/officeDocument/2006/bibliography" xmlns="http://schemas.openxmlformats.org/officeDocument/2006/bibliography" SelectedStyle="\APASixthEditionOfficeOnline.xsl" StyleName="APA" Version="6"/>
-</file>
-
-<file path=customXml/item2.xml><?xml version="1.0" encoding="utf-8"?>
-<?mso-contentType ?>
-<FormTemplates xmlns="http://schemas.microsoft.com/sharepoint/v3/contenttype/forms">
-  <Display>DocumentLibraryForm</Display>
-  <Edit>DocumentLibraryForm</Edit>
-  <New>DocumentLibraryForm</New>
-</FormTemplates>
-</file>
-
-<file path=customXml/item3.xml><?xml version="1.0" encoding="utf-8"?>
 <p:properties xmlns:p="http://schemas.microsoft.com/office/2006/metadata/properties" xmlns:xsi="http://www.w3.org/2001/XMLSchema-instance" xmlns:pc="http://schemas.microsoft.com/office/infopath/2007/PartnerControls">
   <documentManagement/>
 </p:properties>
 </file>
 
-<file path=customXml/item4.xml><?xml version="1.0" encoding="utf-8"?>
+<file path=customXml/item2.xml><?xml version="1.0" encoding="utf-8"?>
 <ct:contentTypeSchema xmlns:ct="http://schemas.microsoft.com/office/2006/metadata/contentType" xmlns:ma="http://schemas.microsoft.com/office/2006/metadata/properties/metaAttributes" ct:_="" ma:_="" ma:contentTypeName="문서" ma:contentTypeID="0x010100B1C637FD588CAC40BC9905578A37CEDF" ma:contentTypeVersion="3" ma:contentTypeDescription="새 문서를 만듭니다." ma:contentTypeScope="" ma:versionID="5467d343fc13980c5e9b4cfccb2e09c8">
   <xsd:schema xmlns:xsd="http://www.w3.org/2001/XMLSchema" xmlns:xs="http://www.w3.org/2001/XMLSchema" xmlns:p="http://schemas.microsoft.com/office/2006/metadata/properties" xmlns:ns2="3e8c8d84-b5c9-4995-9436-a0e6d82b2566" targetNamespace="http://schemas.microsoft.com/office/2006/metadata/properties" ma:root="true" ma:fieldsID="9df288d845b7e7c24207671c172f8760" ns2:_="">
     <xsd:import namespace="3e8c8d84-b5c9-4995-9436-a0e6d82b2566"/>
@@ -3351,23 +3436,20 @@
 </ct:contentTypeSchema>
 </file>
 
-<file path=customXml/itemProps1.xml><?xml version="1.0" encoding="utf-8"?>
-<ds:datastoreItem xmlns:ds="http://schemas.openxmlformats.org/officeDocument/2006/customXml" ds:itemID="{FB20BC4E-8879-4FCB-838A-31DB9A2F52BB}">
-  <ds:schemaRefs>
-    <ds:schemaRef ds:uri="http://schemas.openxmlformats.org/officeDocument/2006/bibliography"/>
-  </ds:schemaRefs>
-</ds:datastoreItem>
+<file path=customXml/item3.xml><?xml version="1.0" encoding="utf-8"?>
+<?mso-contentType ?>
+<FormTemplates xmlns="http://schemas.microsoft.com/sharepoint/v3/contenttype/forms">
+  <Display>DocumentLibraryForm</Display>
+  <Edit>DocumentLibraryForm</Edit>
+  <New>DocumentLibraryForm</New>
+</FormTemplates>
 </file>
 
-<file path=customXml/itemProps2.xml><?xml version="1.0" encoding="utf-8"?>
-<ds:datastoreItem xmlns:ds="http://schemas.openxmlformats.org/officeDocument/2006/customXml" ds:itemID="{9BF44A6F-3146-413C-88DF-87AA1780B3FA}">
-  <ds:schemaRefs>
-    <ds:schemaRef ds:uri="http://schemas.microsoft.com/sharepoint/v3/contenttype/forms"/>
-  </ds:schemaRefs>
-</ds:datastoreItem>
+<file path=customXml/item4.xml><?xml version="1.0" encoding="utf-8"?>
+<b:Sources xmlns:b="http://schemas.openxmlformats.org/officeDocument/2006/bibliography" xmlns="http://schemas.openxmlformats.org/officeDocument/2006/bibliography" SelectedStyle="\APASixthEditionOfficeOnline.xsl" StyleName="APA" Version="6"/>
 </file>
 
-<file path=customXml/itemProps3.xml><?xml version="1.0" encoding="utf-8"?>
+<file path=customXml/itemProps1.xml><?xml version="1.0" encoding="utf-8"?>
 <ds:datastoreItem xmlns:ds="http://schemas.openxmlformats.org/officeDocument/2006/customXml" ds:itemID="{60738E6A-1D85-4CC0-A1A8-208724CF3206}">
   <ds:schemaRefs>
     <ds:schemaRef ds:uri="http://schemas.microsoft.com/office/2006/metadata/properties"/>
@@ -3376,7 +3458,7 @@
 </ds:datastoreItem>
 </file>
 
-<file path=customXml/itemProps4.xml><?xml version="1.0" encoding="utf-8"?>
+<file path=customXml/itemProps2.xml><?xml version="1.0" encoding="utf-8"?>
 <ds:datastoreItem xmlns:ds="http://schemas.openxmlformats.org/officeDocument/2006/customXml" ds:itemID="{65FE2EF8-9ABB-4CED-ABC0-F8023A026E79}">
   <ds:schemaRefs>
     <ds:schemaRef ds:uri="http://schemas.microsoft.com/office/2006/metadata/contentType"/>
@@ -3392,4 +3474,20 @@
     <ds:schemaRef ds:uri="http://schemas.microsoft.com/internal/obd"/>
   </ds:schemaRefs>
 </ds:datastoreItem>
+</file>
+
+<file path=customXml/itemProps3.xml><?xml version="1.0" encoding="utf-8"?>
+<ds:datastoreItem xmlns:ds="http://schemas.openxmlformats.org/officeDocument/2006/customXml" ds:itemID="{9BF44A6F-3146-413C-88DF-87AA1780B3FA}">
+  <ds:schemaRefs>
+    <ds:schemaRef ds:uri="http://schemas.microsoft.com/sharepoint/v3/contenttype/forms"/>
+  </ds:schemaRefs>
+</ds:datastoreItem>
+</file>
+
+<file path=customXml/itemProps4.xml><?xml version="1.0" encoding="utf-8"?>
+<ds:datastoreItem xmlns:ds="http://schemas.openxmlformats.org/officeDocument/2006/customXml" ds:itemID="{6ABEF868-1F4E-469B-81AE-307A9C6DC191}">
+  <ds:schemaRefs>
+    <ds:schemaRef ds:uri="http://schemas.openxmlformats.org/officeDocument/2006/bibliography"/>
+  </ds:schemaRefs>
+</ds:datastoreItem>
 </file>
--- a/public/template/expensetemplate.docx
+++ b/public/template/expensetemplate.docx
@@ -90,23 +90,13 @@
                                 <w:szCs w:val="16"/>
                               </w:rPr>
                             </w:pPr>
-                            <w:proofErr w:type="spellStart"/>
                             <w:r>
                               <w:rPr>
                                 <w:rFonts w:hint="eastAsia"/>
                                 <w:sz w:val="16"/>
                                 <w:szCs w:val="16"/>
                               </w:rPr>
-                              <w:t>지출증</w:t>
-                            </w:r>
-                            <w:proofErr w:type="spellEnd"/>
-                            <w:r>
-                              <w:rPr>
-                                <w:rFonts w:hint="eastAsia"/>
-                                <w:sz w:val="16"/>
-                                <w:szCs w:val="16"/>
-                              </w:rPr>
-                              <w:t xml:space="preserve"> </w:t>
+                              <w:t xml:space="preserve">지출증 </w:t>
                             </w:r>
                             <w:r>
                               <w:rPr>
@@ -266,7 +256,6 @@
                 <w:sz w:val="24"/>
               </w:rPr>
             </w:pPr>
-            <w:proofErr w:type="spellStart"/>
             <w:r>
               <w:rPr>
                 <w:rFonts w:hint="eastAsia"/>
@@ -274,7 +263,6 @@
               </w:rPr>
               <w:t>당회장</w:t>
             </w:r>
-            <w:proofErr w:type="spellEnd"/>
           </w:p>
         </w:tc>
       </w:tr>
@@ -421,10 +409,10 @@
       <w:tblGrid>
         <w:gridCol w:w="978"/>
         <w:gridCol w:w="718"/>
-        <w:gridCol w:w="993"/>
-        <w:gridCol w:w="277"/>
-        <w:gridCol w:w="857"/>
-        <w:gridCol w:w="626"/>
+        <w:gridCol w:w="699"/>
+        <w:gridCol w:w="571"/>
+        <w:gridCol w:w="563"/>
+        <w:gridCol w:w="920"/>
         <w:gridCol w:w="741"/>
         <w:gridCol w:w="139"/>
         <w:gridCol w:w="478"/>
@@ -476,7 +464,6 @@
               </w:rPr>
               <w:t xml:space="preserve">    </w:t>
             </w:r>
-            <w:proofErr w:type="gramStart"/>
             <w:r>
               <w:rPr>
                 <w:rFonts w:hint="eastAsia"/>
@@ -492,7 +479,6 @@
               </w:rPr>
               <w:t>:</w:t>
             </w:r>
-            <w:proofErr w:type="gramEnd"/>
           </w:p>
         </w:tc>
         <w:tc>
@@ -563,7 +549,6 @@
                 <w:szCs w:val="24"/>
               </w:rPr>
             </w:pPr>
-            <w:proofErr w:type="gramStart"/>
             <w:r>
               <w:rPr>
                 <w:rFonts w:hint="eastAsia"/>
@@ -579,7 +564,6 @@
               </w:rPr>
               <w:t>:</w:t>
             </w:r>
-            <w:proofErr w:type="gramEnd"/>
           </w:p>
         </w:tc>
         <w:tc>
@@ -616,7 +600,6 @@
               </w:rPr>
               <w:t>{</w:t>
             </w:r>
-            <w:proofErr w:type="spellStart"/>
             <w:r>
               <w:rPr>
                 <w:rFonts w:hint="eastAsia"/>
@@ -656,7 +639,6 @@
               </w:rPr>
               <w:t>orean</w:t>
             </w:r>
-            <w:proofErr w:type="spellEnd"/>
             <w:r>
               <w:rPr>
                 <w:rFonts w:hint="eastAsia"/>
@@ -701,7 +683,6 @@
               </w:rPr>
               <w:t>({</w:t>
             </w:r>
-            <w:proofErr w:type="spellStart"/>
             <w:r>
               <w:rPr>
                 <w:sz w:val="24"/>
@@ -750,15 +731,7 @@
                 <w:sz w:val="24"/>
                 <w:szCs w:val="24"/>
               </w:rPr>
-              <w:t>ed</w:t>
-            </w:r>
-            <w:proofErr w:type="spellEnd"/>
-            <w:r>
-              <w:rPr>
-                <w:sz w:val="24"/>
-                <w:szCs w:val="24"/>
-              </w:rPr>
-              <w:t>})</w:t>
+              <w:t>ed})</w:t>
             </w:r>
           </w:p>
         </w:tc>
@@ -862,7 +835,7 @@
         </w:trPr>
         <w:tc>
           <w:tcPr>
-            <w:tcW w:w="3823" w:type="dxa"/>
+            <w:tcW w:w="3529" w:type="dxa"/>
             <w:gridSpan w:val="5"/>
             <w:tcBorders>
               <w:top w:val="nil"/>
@@ -883,7 +856,6 @@
             <w:r>
               <w:t xml:space="preserve"> </w:t>
             </w:r>
-            <w:proofErr w:type="gramStart"/>
             <w:r>
               <w:rPr>
                 <w:rFonts w:hint="eastAsia"/>
@@ -897,20 +869,13 @@
               <w:rPr>
                 <w:rFonts w:hint="eastAsia"/>
               </w:rPr>
-              <w:t>{</w:t>
-            </w:r>
-            <w:proofErr w:type="gramEnd"/>
-            <w:r>
-              <w:rPr>
-                <w:rFonts w:hint="eastAsia"/>
-              </w:rPr>
-              <w:t>bank}</w:t>
-            </w:r>
-          </w:p>
-        </w:tc>
-        <w:tc>
-          <w:tcPr>
-            <w:tcW w:w="3078" w:type="dxa"/>
+              <w:t>{bank}</w:t>
+            </w:r>
+          </w:p>
+        </w:tc>
+        <w:tc>
+          <w:tcPr>
+            <w:tcW w:w="3372" w:type="dxa"/>
             <w:gridSpan w:val="7"/>
             <w:tcBorders>
               <w:top w:val="nil"/>
@@ -922,7 +887,6 @@
             <w:pPr>
               <w:spacing w:line="300" w:lineRule="auto"/>
             </w:pPr>
-            <w:proofErr w:type="gramStart"/>
             <w:r>
               <w:rPr>
                 <w:rFonts w:hint="eastAsia"/>
@@ -936,14 +900,7 @@
               <w:rPr>
                 <w:rFonts w:hint="eastAsia"/>
               </w:rPr>
-              <w:t>{</w:t>
-            </w:r>
-            <w:proofErr w:type="gramEnd"/>
-            <w:r>
-              <w:rPr>
-                <w:rFonts w:hint="eastAsia"/>
-              </w:rPr>
-              <w:t>account</w:t>
+              <w:t>{account</w:t>
             </w:r>
             <w:r>
               <w:t>}</w:t>
@@ -964,7 +921,6 @@
             <w:pPr>
               <w:spacing w:line="300" w:lineRule="auto"/>
             </w:pPr>
-            <w:proofErr w:type="gramStart"/>
             <w:r>
               <w:rPr>
                 <w:rFonts w:hint="eastAsia"/>
@@ -978,14 +934,7 @@
               <w:rPr>
                 <w:rFonts w:hint="eastAsia"/>
               </w:rPr>
-              <w:t>{</w:t>
-            </w:r>
-            <w:proofErr w:type="gramEnd"/>
-            <w:r>
-              <w:rPr>
-                <w:rFonts w:hint="eastAsia"/>
-              </w:rPr>
-              <w:t>owner</w:t>
+              <w:t>{owner</w:t>
             </w:r>
             <w:r>
               <w:rPr>
@@ -1077,7 +1026,6 @@
                 <w:sz w:val="20"/>
               </w:rPr>
             </w:pPr>
-            <w:proofErr w:type="spellStart"/>
             <w:r>
               <w:rPr>
                 <w:rFonts w:hint="eastAsia"/>
@@ -1085,7 +1033,6 @@
               </w:rPr>
               <w:t>담당부장</w:t>
             </w:r>
-            <w:proofErr w:type="spellEnd"/>
           </w:p>
         </w:tc>
         <w:tc>
@@ -1103,7 +1050,6 @@
                 <w:sz w:val="20"/>
               </w:rPr>
             </w:pPr>
-            <w:proofErr w:type="spellStart"/>
             <w:r>
               <w:rPr>
                 <w:rFonts w:hint="eastAsia"/>
@@ -1111,7 +1057,6 @@
               </w:rPr>
               <w:t>담당위원장</w:t>
             </w:r>
-            <w:proofErr w:type="spellEnd"/>
           </w:p>
         </w:tc>
       </w:tr>
@@ -1173,8 +1118,6 @@
             <w:r>
               <w:t>%</w:t>
             </w:r>
-            <w:bookmarkStart w:id="0" w:name="_GoBack"/>
-            <w:bookmarkEnd w:id="0"/>
             <w:r>
               <w:rPr>
                 <w:rFonts w:hint="eastAsia"/>
@@ -1493,7 +1436,7 @@
         </w:tc>
         <w:tc>
           <w:tcPr>
-            <w:tcW w:w="1711" w:type="dxa"/>
+            <w:tcW w:w="1417" w:type="dxa"/>
             <w:gridSpan w:val="2"/>
             <w:vAlign w:val="center"/>
           </w:tcPr>
@@ -1544,7 +1487,6 @@
                 <w:sz w:val="18"/>
               </w:rPr>
             </w:pPr>
-            <w:proofErr w:type="gramStart"/>
             <w:r>
               <w:rPr>
                 <w:rFonts w:ascii="바탕" w:eastAsia="바탕" w:hAnsi="바탕" w:hint="eastAsia"/>
@@ -1566,12 +1508,11 @@
               </w:rPr>
               <w:t>격</w:t>
             </w:r>
-            <w:proofErr w:type="gramEnd"/>
-          </w:p>
-        </w:tc>
-        <w:tc>
-          <w:tcPr>
-            <w:tcW w:w="626" w:type="dxa"/>
+          </w:p>
+        </w:tc>
+        <w:tc>
+          <w:tcPr>
+            <w:tcW w:w="920" w:type="dxa"/>
             <w:vAlign w:val="center"/>
           </w:tcPr>
           <w:p>
@@ -1702,7 +1643,6 @@
                 <w:sz w:val="18"/>
               </w:rPr>
             </w:pPr>
-            <w:proofErr w:type="gramStart"/>
             <w:r>
               <w:rPr>
                 <w:rFonts w:ascii="바탕" w:eastAsia="바탕" w:hAnsi="바탕" w:hint="eastAsia"/>
@@ -1722,15 +1662,7 @@
                 <w:rFonts w:ascii="바탕" w:eastAsia="바탕" w:hAnsi="바탕" w:hint="eastAsia"/>
                 <w:sz w:val="18"/>
               </w:rPr>
-              <w:t>정</w:t>
-            </w:r>
-            <w:proofErr w:type="gramEnd"/>
-            <w:r>
-              <w:rPr>
-                <w:rFonts w:ascii="바탕" w:eastAsia="바탕" w:hAnsi="바탕" w:hint="eastAsia"/>
-                <w:sz w:val="18"/>
-              </w:rPr>
-              <w:t xml:space="preserve"> </w:t>
+              <w:t xml:space="preserve">정 </w:t>
             </w:r>
             <w:r>
               <w:rPr>
@@ -1840,7 +1772,7 @@
         </w:tc>
         <w:tc>
           <w:tcPr>
-            <w:tcW w:w="1711" w:type="dxa"/>
+            <w:tcW w:w="1417" w:type="dxa"/>
             <w:gridSpan w:val="2"/>
           </w:tcPr>
           <w:p>
@@ -1860,7 +1792,6 @@
               </w:rPr>
               <w:t>{</w:t>
             </w:r>
-            <w:proofErr w:type="spellStart"/>
             <w:r>
               <w:rPr>
                 <w:rFonts w:hint="eastAsia"/>
@@ -1869,7 +1800,6 @@
               </w:rPr>
               <w:t>itemname</w:t>
             </w:r>
-            <w:proofErr w:type="spellEnd"/>
             <w:r>
               <w:rPr>
                 <w:rFonts w:hint="eastAsia"/>
@@ -1921,7 +1851,7 @@
         </w:tc>
         <w:tc>
           <w:tcPr>
-            <w:tcW w:w="626" w:type="dxa"/>
+            <w:tcW w:w="920" w:type="dxa"/>
           </w:tcPr>
           <w:p>
             <w:pPr>
@@ -1976,16 +1906,7 @@
                 <w:sz w:val="18"/>
                 <w:szCs w:val="18"/>
               </w:rPr>
-              <w:t>{</w:t>
-            </w:r>
-            <w:proofErr w:type="spellStart"/>
-            <w:r>
-              <w:rPr>
-                <w:rFonts w:hint="eastAsia"/>
-                <w:sz w:val="18"/>
-                <w:szCs w:val="18"/>
-              </w:rPr>
-              <w:t>q</w:t>
+              <w:t>{q</w:t>
             </w:r>
             <w:r>
               <w:rPr>
@@ -1994,7 +1915,6 @@
               </w:rPr>
               <w:t>ty</w:t>
             </w:r>
-            <w:proofErr w:type="spellEnd"/>
             <w:r>
               <w:rPr>
                 <w:rFonts w:hint="eastAsia"/>
@@ -2025,16 +1945,7 @@
                 <w:sz w:val="18"/>
                 <w:szCs w:val="18"/>
               </w:rPr>
-              <w:t>{</w:t>
-            </w:r>
-            <w:proofErr w:type="spellStart"/>
-            <w:r>
-              <w:rPr>
-                <w:rFonts w:hint="eastAsia"/>
-                <w:sz w:val="18"/>
-                <w:szCs w:val="18"/>
-              </w:rPr>
-              <w:t>u</w:t>
+              <w:t>{u</w:t>
             </w:r>
             <w:r>
               <w:rPr>
@@ -2058,7 +1969,6 @@
               </w:rPr>
               <w:t>rice</w:t>
             </w:r>
-            <w:proofErr w:type="spellEnd"/>
             <w:r>
               <w:rPr>
                 <w:rFonts w:hint="eastAsia"/>
@@ -2089,16 +1999,7 @@
                 <w:sz w:val="18"/>
                 <w:szCs w:val="18"/>
               </w:rPr>
-              <w:t>{</w:t>
-            </w:r>
-            <w:proofErr w:type="spellStart"/>
-            <w:r>
-              <w:rPr>
-                <w:rFonts w:hint="eastAsia"/>
-                <w:sz w:val="18"/>
-                <w:szCs w:val="18"/>
-              </w:rPr>
-              <w:t>t</w:t>
+              <w:t>{t</w:t>
             </w:r>
             <w:r>
               <w:rPr>
@@ -2122,7 +2023,6 @@
               </w:rPr>
               <w:t>rice</w:t>
             </w:r>
-            <w:proofErr w:type="spellEnd"/>
             <w:r>
               <w:rPr>
                 <w:rFonts w:hint="eastAsia"/>
@@ -2216,15 +2116,7 @@
       <w:pPr>
         <w:spacing w:after="0" w:line="300" w:lineRule="auto"/>
         <w:rPr>
-          <w:b/>
-          <w:bCs/>
-        </w:rPr>
-      </w:pPr>
-    </w:p>
-    <w:p>
-      <w:pPr>
-        <w:spacing w:after="0" w:line="300" w:lineRule="auto"/>
-        <w:rPr>
+          <w:rFonts w:hint="eastAsia"/>
           <w:b/>
           <w:bCs/>
         </w:rPr>
@@ -2249,17 +2141,9 @@
     <w:p>
       <w:pPr>
         <w:spacing w:after="0" w:line="300" w:lineRule="auto"/>
-        <w:rPr>
-          <w:b/>
-          <w:bCs/>
-        </w:rPr>
-      </w:pPr>
-    </w:p>
-    <w:p>
-      <w:pPr>
-        <w:spacing w:after="0" w:line="300" w:lineRule="auto"/>
         <w:jc w:val="center"/>
         <w:rPr>
+          <w:rFonts w:hint="eastAsia"/>
           <w:b/>
           <w:bCs/>
         </w:rPr>
@@ -2271,6 +2155,8 @@
         </w:rPr>
         <w:t>{date}</w:t>
       </w:r>
+      <w:bookmarkStart w:id="0" w:name="_GoBack"/>
+      <w:bookmarkEnd w:id="0"/>
     </w:p>
     <w:p>
       <w:pPr>
@@ -2280,43 +2166,30 @@
           <w:bCs/>
         </w:rPr>
       </w:pPr>
+      <w:r>
+        <w:rPr>
+          <w:b/>
+          <w:bCs/>
+        </w:rPr>
+        <w:t>나눔과섬김의교회 재정부 귀중</w:t>
+      </w:r>
     </w:p>
     <w:p>
       <w:pPr>
-        <w:spacing w:after="0" w:line="300" w:lineRule="auto"/>
+        <w:widowControl/>
+        <w:wordWrap/>
+        <w:autoSpaceDE/>
+        <w:autoSpaceDN/>
         <w:rPr>
           <w:b/>
           <w:bCs/>
         </w:rPr>
       </w:pPr>
-      <w:proofErr w:type="spellStart"/>
       <w:r>
         <w:rPr>
           <w:b/>
           <w:bCs/>
         </w:rPr>
-        <w:t>나눔과섬김의교회</w:t>
-      </w:r>
-      <w:proofErr w:type="spellEnd"/>
-      <w:r>
-        <w:rPr>
-          <w:b/>
-          <w:bCs/>
-        </w:rPr>
-        <w:t xml:space="preserve"> 재정부 귀중</w:t>
-      </w:r>
-    </w:p>
-    <w:p>
-      <w:pPr>
-        <w:spacing w:after="0" w:line="300" w:lineRule="auto"/>
-        <w:rPr>
-          <w:b/>
-          <w:bCs/>
-        </w:rPr>
-      </w:pPr>
-    </w:p>
-    <w:p>
-      <w:r>
         <w:br w:type="page"/>
       </w:r>
     </w:p>
@@ -2328,9 +2201,126 @@
           <w:bCs/>
         </w:rPr>
       </w:pPr>
+      <w:r>
+        <w:rPr>
+          <w:rFonts w:hint="eastAsia"/>
+          <w:b/>
+          <w:bCs/>
+        </w:rPr>
+        <w:lastRenderedPageBreak/>
+        <w:t>유첨</w:t>
+      </w:r>
+    </w:p>
+    <w:p>
+      <w:pPr>
+        <w:spacing w:after="0" w:line="300" w:lineRule="auto"/>
+        <w:rPr>
+          <w:bCs/>
+        </w:rPr>
+      </w:pPr>
+    </w:p>
+    <w:p>
+      <w:pPr>
+        <w:widowControl/>
+        <w:wordWrap/>
+        <w:autoSpaceDE/>
+        <w:autoSpaceDN/>
+        <w:spacing w:after="0"/>
+        <w:jc w:val="left"/>
+        <w:rPr>
+          <w:rFonts w:ascii="굴림" w:eastAsia="굴림" w:hAnsi="굴림" w:cs="굴림"/>
+          <w:kern w:val="0"/>
+          <w:sz w:val="24"/>
+          <w:szCs w:val="24"/>
+        </w:rPr>
+      </w:pPr>
+      <w:r>
+        <w:rPr>
+          <w:rFonts w:ascii="굴림" w:eastAsia="굴림" w:hAnsi="굴림" w:cs="굴림"/>
+          <w:kern w:val="0"/>
+          <w:sz w:val="24"/>
+          <w:szCs w:val="24"/>
+        </w:rPr>
+        <w:t>{#attachments}</w:t>
+      </w:r>
+    </w:p>
+    <w:p>
+      <w:pPr>
+        <w:widowControl/>
+        <w:wordWrap/>
+        <w:autoSpaceDE/>
+        <w:autoSpaceDN/>
+        <w:spacing w:after="0"/>
+        <w:jc w:val="left"/>
+        <w:rPr>
+          <w:rFonts w:ascii="굴림" w:eastAsia="굴림" w:hAnsi="굴림" w:cs="굴림"/>
+          <w:kern w:val="0"/>
+          <w:sz w:val="24"/>
+          <w:szCs w:val="24"/>
+        </w:rPr>
+      </w:pPr>
+      <w:r>
+        <w:rPr>
+          <w:rFonts w:ascii="굴림" w:eastAsia="굴림" w:hAnsi="굴림" w:cs="굴림"/>
+          <w:kern w:val="0"/>
+          <w:sz w:val="24"/>
+          <w:szCs w:val="24"/>
+        </w:rPr>
+        <w:t>{index}. {type}</w:t>
+      </w:r>
+    </w:p>
+    <w:p>
+      <w:pPr>
+        <w:widowControl/>
+        <w:wordWrap/>
+        <w:autoSpaceDE/>
+        <w:autoSpaceDN/>
+        <w:spacing w:after="0"/>
+        <w:jc w:val="left"/>
+        <w:rPr>
+          <w:rFonts w:ascii="굴림" w:eastAsia="굴림" w:hAnsi="굴림" w:cs="굴림"/>
+          <w:kern w:val="0"/>
+          <w:sz w:val="24"/>
+          <w:szCs w:val="24"/>
+        </w:rPr>
+      </w:pPr>
+      <w:r>
+        <w:rPr>
+          <w:rFonts w:ascii="굴림" w:eastAsia="굴림" w:hAnsi="굴림" w:cs="굴림"/>
+          <w:kern w:val="0"/>
+          <w:sz w:val="24"/>
+          <w:szCs w:val="24"/>
+        </w:rPr>
+        <w:t>{%image}</w:t>
+      </w:r>
+    </w:p>
+    <w:p>
+      <w:pPr>
+        <w:widowControl/>
+        <w:wordWrap/>
+        <w:autoSpaceDE/>
+        <w:autoSpaceDN/>
+        <w:spacing w:after="0"/>
+        <w:jc w:val="left"/>
+        <w:rPr>
+          <w:rFonts w:ascii="굴림" w:eastAsia="굴림" w:hAnsi="굴림" w:cs="굴림"/>
+          <w:kern w:val="0"/>
+          <w:sz w:val="24"/>
+          <w:szCs w:val="24"/>
+        </w:rPr>
+      </w:pPr>
+      <w:r>
+        <w:rPr>
+          <w:rFonts w:ascii="굴림" w:eastAsia="굴림" w:hAnsi="굴림" w:cs="굴림"/>
+          <w:kern w:val="0"/>
+          <w:sz w:val="24"/>
+          <w:szCs w:val="24"/>
+        </w:rPr>
+        <w:t>{/attachments}</w:t>
+      </w:r>
     </w:p>
     <w:sectPr>
-      <w:footerReference w:type="default" r:id="rId10"/>
+      <w:footerReference w:type="default" r:id="rId11"/>
       <w:pgSz w:w="11906" w:h="16838" w:code="9"/>
       <w:pgMar w:top="720" w:right="720" w:bottom="720" w:left="720" w:header="227" w:footer="720" w:gutter="0"/>
       <w:cols w:space="720"/>
@@ -2429,7 +2419,7 @@
                 <w:bCs/>
                 <w:noProof/>
               </w:rPr>
-              <w:t>2</w:t>
+              <w:t>1</w:t>
             </w:r>
             <w:r>
               <w:rPr>
@@ -2524,6 +2514,103 @@
     </w:p>
   </w:footnote>
 </w:footnotes>
+</file>
+
+<file path=word/numbering.xml><?xml version="1.0" encoding="utf-8"?>
+<w:numbering xmlns:wpc="http://schemas.microsoft.com/office/word/2010/wordprocessingCanvas" xmlns:cx="http://schemas.microsoft.com/office/drawing/2014/chartex" xmlns:mc="http://schemas.openxmlformats.org/markup-compatibility/2006" xmlns:o="urn:schemas-microsoft-com:office:office" xmlns:r="http://schemas.openxmlformats.org/officeDocument/2006/relationships" xmlns:m="http://schemas.openxmlformats.org/officeDocument/2006/math" xmlns:v="urn:schemas-microsoft-com:vml" xmlns:wp14="http://schemas.microsoft.com/office/word/2010/wordprocessingDrawing" xmlns:wp="http://schemas.openxmlformats.org/drawingml/2006/wordprocessingDrawing" xmlns:w10="urn:schemas-microsoft-com:office:word" xmlns:w="http://schemas.openxmlformats.org/wordprocessingml/2006/main" xmlns:w14="http://schemas.microsoft.com/office/word/2010/wordml" xmlns:w15="http://schemas.microsoft.com/office/word/2012/wordml" xmlns:w16se="http://schemas.microsoft.com/office/word/2015/wordml/symex" xmlns:wpg="http://schemas.microsoft.com/office/word/2010/wordprocessingGroup" xmlns:wpi="http://schemas.microsoft.com/office/word/2010/wordprocessingInk" xmlns:wne="http://schemas.microsoft.com/office/word/2006/wordml" xmlns:wps="http://schemas.microsoft.com/office/word/2010/wordprocessingShape" mc:Ignorable="w14 w15 w16se wp14">
+  <w:abstractNum w:abstractNumId="0" w15:restartNumberingAfterBreak="0">
+    <w:nsid w:val="3467180F"/>
+    <w:multiLevelType w:val="hybridMultilevel"/>
+    <w:tmpl w:val="92100D5E"/>
+    <w:lvl w:ilvl="0" w:tplc="0EF6428E">
+      <w:start w:val="1"/>
+      <w:numFmt w:val="decimal"/>
+      <w:lvlText w:val="%1."/>
+      <w:lvlJc w:val="left"/>
+      <w:pPr>
+        <w:ind w:left="760" w:hanging="360"/>
+      </w:pPr>
+      <w:rPr>
+        <w:rFonts w:hint="default"/>
+      </w:rPr>
+    </w:lvl>
+    <w:lvl w:ilvl="1" w:tplc="04090019" w:tentative="1">
+      <w:start w:val="1"/>
+      <w:numFmt w:val="upperLetter"/>
+      <w:lvlText w:val="%2."/>
+      <w:lvlJc w:val="left"/>
+      <w:pPr>
+        <w:ind w:left="1200" w:hanging="400"/>
+      </w:pPr>
+    </w:lvl>
+    <w:lvl w:ilvl="2" w:tplc="0409001B" w:tentative="1">
+      <w:start w:val="1"/>
+      <w:numFmt w:val="lowerRoman"/>
+      <w:lvlText w:val="%3."/>
+      <w:lvlJc w:val="right"/>
+      <w:pPr>
+        <w:ind w:left="1600" w:hanging="400"/>
+      </w:pPr>
+    </w:lvl>
+    <w:lvl w:ilvl="3" w:tplc="0409000F" w:tentative="1">
+      <w:start w:val="1"/>
+      <w:numFmt w:val="decimal"/>
+      <w:lvlText w:val="%4."/>
+      <w:lvlJc w:val="left"/>
+      <w:pPr>
+        <w:ind w:left="2000" w:hanging="400"/>
+      </w:pPr>
+    </w:lvl>
+    <w:lvl w:ilvl="4" w:tplc="04090019" w:tentative="1">
+      <w:start w:val="1"/>
+      <w:numFmt w:val="upperLetter"/>
+      <w:lvlText w:val="%5."/>
+      <w:lvlJc w:val="left"/>
+      <w:pPr>
+        <w:ind w:left="2400" w:hanging="400"/>
+      </w:pPr>
+    </w:lvl>
+    <w:lvl w:ilvl="5" w:tplc="0409001B" w:tentative="1">
+      <w:start w:val="1"/>
+      <w:numFmt w:val="lowerRoman"/>
+      <w:lvlText w:val="%6."/>
+      <w:lvlJc w:val="right"/>
+      <w:pPr>
+        <w:ind w:left="2800" w:hanging="400"/>
+      </w:pPr>
+    </w:lvl>
+    <w:lvl w:ilvl="6" w:tplc="0409000F" w:tentative="1">
+      <w:start w:val="1"/>
+      <w:numFmt w:val="decimal"/>
+      <w:lvlText w:val="%7."/>
+      <w:lvlJc w:val="left"/>
+      <w:pPr>
+        <w:ind w:left="3200" w:hanging="400"/>
+      </w:pPr>
+    </w:lvl>
+    <w:lvl w:ilvl="7" w:tplc="04090019" w:tentative="1">
+      <w:start w:val="1"/>
+      <w:numFmt w:val="upperLetter"/>
+      <w:lvlText w:val="%8."/>
+      <w:lvlJc w:val="left"/>
+      <w:pPr>
+        <w:ind w:left="3600" w:hanging="400"/>
+      </w:pPr>
+    </w:lvl>
+    <w:lvl w:ilvl="8" w:tplc="0409001B" w:tentative="1">
+      <w:start w:val="1"/>
+      <w:numFmt w:val="lowerRoman"/>
+      <w:lvlText w:val="%9."/>
+      <w:lvlJc w:val="right"/>
+      <w:pPr>
+        <w:ind w:left="4000" w:hanging="400"/>
+      </w:pPr>
+    </w:lvl>
+  </w:abstractNum>
+  <w:num w:numId="1">
+    <w:abstractNumId w:val="0"/>
+  </w:num>
+</w:numbering>
 </file>
 
 <file path=word/styles.xml><?xml version="1.0" encoding="utf-8"?>
@@ -3028,6 +3115,16 @@
       <w:color w:val="808080"/>
     </w:rPr>
   </w:style>
+  <w:style w:type="paragraph" w:styleId="a7">
+    <w:name w:val="List Paragraph"/>
+    <w:basedOn w:val="a"/>
+    <w:uiPriority w:val="34"/>
+    <w:qFormat/>
+    <w:rsid w:val="001623AE"/>
+    <w:pPr>
+      <w:ind w:leftChars="400" w:left="800"/>
+    </w:pPr>
+  </w:style>
 </w:styles>
 </file>
 
@@ -3293,12 +3390,21 @@
 </file>
 
 <file path=customXml/item1.xml><?xml version="1.0" encoding="utf-8"?>
+<?mso-contentType ?>
+<FormTemplates xmlns="http://schemas.microsoft.com/sharepoint/v3/contenttype/forms">
+  <Display>DocumentLibraryForm</Display>
+  <Edit>DocumentLibraryForm</Edit>
+  <New>DocumentLibraryForm</New>
+</FormTemplates>
+</file>
+
+<file path=customXml/item2.xml><?xml version="1.0" encoding="utf-8"?>
 <p:properties xmlns:p="http://schemas.microsoft.com/office/2006/metadata/properties" xmlns:xsi="http://www.w3.org/2001/XMLSchema-instance" xmlns:pc="http://schemas.microsoft.com/office/infopath/2007/PartnerControls">
   <documentManagement/>
 </p:properties>
 </file>
 
-<file path=customXml/item2.xml><?xml version="1.0" encoding="utf-8"?>
+<file path=customXml/item3.xml><?xml version="1.0" encoding="utf-8"?>
 <ct:contentTypeSchema xmlns:ct="http://schemas.microsoft.com/office/2006/metadata/contentType" xmlns:ma="http://schemas.microsoft.com/office/2006/metadata/properties/metaAttributes" ct:_="" ma:_="" ma:contentTypeName="문서" ma:contentTypeID="0x010100B1C637FD588CAC40BC9905578A37CEDF" ma:contentTypeVersion="3" ma:contentTypeDescription="새 문서를 만듭니다." ma:contentTypeScope="" ma:versionID="5467d343fc13980c5e9b4cfccb2e09c8">
   <xsd:schema xmlns:xsd="http://www.w3.org/2001/XMLSchema" xmlns:xs="http://www.w3.org/2001/XMLSchema" xmlns:p="http://schemas.microsoft.com/office/2006/metadata/properties" xmlns:ns2="3e8c8d84-b5c9-4995-9436-a0e6d82b2566" targetNamespace="http://schemas.microsoft.com/office/2006/metadata/properties" ma:root="true" ma:fieldsID="9df288d845b7e7c24207671c172f8760" ns2:_="">
     <xsd:import namespace="3e8c8d84-b5c9-4995-9436-a0e6d82b2566"/>
@@ -3436,20 +3542,19 @@
 </ct:contentTypeSchema>
 </file>
 
-<file path=customXml/item3.xml><?xml version="1.0" encoding="utf-8"?>
-<?mso-contentType ?>
-<FormTemplates xmlns="http://schemas.microsoft.com/sharepoint/v3/contenttype/forms">
-  <Display>DocumentLibraryForm</Display>
-  <Edit>DocumentLibraryForm</Edit>
-  <New>DocumentLibraryForm</New>
-</FormTemplates>
-</file>
-
 <file path=customXml/item4.xml><?xml version="1.0" encoding="utf-8"?>
 <b:Sources xmlns:b="http://schemas.openxmlformats.org/officeDocument/2006/bibliography" xmlns="http://schemas.openxmlformats.org/officeDocument/2006/bibliography" SelectedStyle="\APASixthEditionOfficeOnline.xsl" StyleName="APA" Version="6"/>
 </file>
 
 <file path=customXml/itemProps1.xml><?xml version="1.0" encoding="utf-8"?>
+<ds:datastoreItem xmlns:ds="http://schemas.openxmlformats.org/officeDocument/2006/customXml" ds:itemID="{9BF44A6F-3146-413C-88DF-87AA1780B3FA}">
+  <ds:schemaRefs>
+    <ds:schemaRef ds:uri="http://schemas.microsoft.com/sharepoint/v3/contenttype/forms"/>
+  </ds:schemaRefs>
+</ds:datastoreItem>
+</file>
+
+<file path=customXml/itemProps2.xml><?xml version="1.0" encoding="utf-8"?>
 <ds:datastoreItem xmlns:ds="http://schemas.openxmlformats.org/officeDocument/2006/customXml" ds:itemID="{60738E6A-1D85-4CC0-A1A8-208724CF3206}">
   <ds:schemaRefs>
     <ds:schemaRef ds:uri="http://schemas.microsoft.com/office/2006/metadata/properties"/>
@@ -3458,7 +3563,7 @@
 </ds:datastoreItem>
 </file>
 
-<file path=customXml/itemProps2.xml><?xml version="1.0" encoding="utf-8"?>
+<file path=customXml/itemProps3.xml><?xml version="1.0" encoding="utf-8"?>
 <ds:datastoreItem xmlns:ds="http://schemas.openxmlformats.org/officeDocument/2006/customXml" ds:itemID="{65FE2EF8-9ABB-4CED-ABC0-F8023A026E79}">
   <ds:schemaRefs>
     <ds:schemaRef ds:uri="http://schemas.microsoft.com/office/2006/metadata/contentType"/>
@@ -3476,16 +3581,8 @@
 </ds:datastoreItem>
 </file>
 
-<file path=customXml/itemProps3.xml><?xml version="1.0" encoding="utf-8"?>
-<ds:datastoreItem xmlns:ds="http://schemas.openxmlformats.org/officeDocument/2006/customXml" ds:itemID="{9BF44A6F-3146-413C-88DF-87AA1780B3FA}">
-  <ds:schemaRefs>
-    <ds:schemaRef ds:uri="http://schemas.microsoft.com/sharepoint/v3/contenttype/forms"/>
-  </ds:schemaRefs>
-</ds:datastoreItem>
-</file>
-
 <file path=customXml/itemProps4.xml><?xml version="1.0" encoding="utf-8"?>
-<ds:datastoreItem xmlns:ds="http://schemas.openxmlformats.org/officeDocument/2006/customXml" ds:itemID="{6ABEF868-1F4E-469B-81AE-307A9C6DC191}">
+<ds:datastoreItem xmlns:ds="http://schemas.openxmlformats.org/officeDocument/2006/customXml" ds:itemID="{4B547624-A16A-4757-BE32-D3DA17A007B7}">
   <ds:schemaRefs>
     <ds:schemaRef ds:uri="http://schemas.openxmlformats.org/officeDocument/2006/bibliography"/>
   </ds:schemaRefs>
